--- a/telecommunications/report.docx
+++ b/telecommunications/report.docx
@@ -7,7 +7,7 @@
         <w:pStyle w:val="Heading1"/>
       </w:pPr>
       <w:r>
-        <w:t>Цель работы</w:t>
+        <w:t>1. Цель работы</w:t>
       </w:r>
     </w:p>
     <w:p>
@@ -15,20 +15,19 @@
         <w:t>Изучить модели радиолиний, освоить методику измерения параметров сигнала сотовых сетей (2G, 3G, 4G) и Wi-Fi с помощью приложения Network Cell Info Lite. Научиться рассчитывать ожидаемую мощность сигнала на входе приёмника по моделям затухания и определять вероятность нахождения в зоне уверенного приёма.</w:t>
       </w:r>
     </w:p>
-    <w:p/>
     <w:p>
       <w:pPr>
         <w:pStyle w:val="Heading1"/>
       </w:pPr>
       <w:r>
-        <w:t>Используемые инструменты и ПО</w:t>
+        <w:t>2. Используемые инструменты и ПО</w:t>
       </w:r>
     </w:p>
     <w:p>
       <w:pPr>
         <w:numPr>
           <w:ilvl w:val="0"/>
-          <w:numId w:val="1"/>
+          <w:numId w:val="5"/>
         </w:numPr>
       </w:pPr>
       <w:r>
@@ -39,87 +38,123 @@
       <w:pPr>
         <w:numPr>
           <w:ilvl w:val="0"/>
-          <w:numId w:val="1"/>
+          <w:numId w:val="5"/>
         </w:numPr>
-      </w:pPr>
-      <w:r>
-        <w:t>Приложение </w:t>
-      </w:r>
+        <w:rPr>
+          <w:lang w:val="en-US"/>
+        </w:rPr>
+      </w:pPr>
+      <w:r>
+        <w:t>Приложение</w:t>
+      </w:r>
+      <w:r>
+        <w:rPr>
+          <w:lang w:val="en-US"/>
+        </w:rPr>
+        <w:t xml:space="preserve"> Network Cell Info Lite.</w:t>
+      </w:r>
+    </w:p>
+    <w:p>
+      <w:pPr>
+        <w:numPr>
+          <w:ilvl w:val="0"/>
+          <w:numId w:val="5"/>
+        </w:numPr>
+      </w:pPr>
+      <w:r>
+        <w:t>Картографический сервис Яндекс.Карты.</w:t>
+      </w:r>
+    </w:p>
+    <w:p>
+      <w:pPr>
+        <w:numPr>
+          <w:ilvl w:val="0"/>
+          <w:numId w:val="5"/>
+        </w:numPr>
+      </w:pPr>
+      <w:r>
+        <w:t>Калькулятор / Microsoft Excel.</w:t>
+      </w:r>
+    </w:p>
+    <w:p>
+      <w:pPr>
+        <w:pStyle w:val="Heading1"/>
+      </w:pPr>
+      <w:r>
+        <w:t>3. Результаты измерений</w:t>
+      </w:r>
+    </w:p>
+    <w:p>
       <w:r>
         <w:rPr>
           <w:b/>
           <w:bCs/>
         </w:rPr>
-        <w:t>Network Cell Info Lite</w:t>
-      </w:r>
-      <w:r>
-        <w:t> (установлено из Google Play).</w:t>
+        <w:t>Условия измерений:</w:t>
       </w:r>
     </w:p>
     <w:p>
       <w:pPr>
         <w:numPr>
           <w:ilvl w:val="0"/>
-          <w:numId w:val="1"/>
+          <w:numId w:val="6"/>
         </w:numPr>
       </w:pPr>
       <w:r>
-        <w:t>Картографический сервис (например, Яндекс.Карты) для измерения расстояний до базовых станций.</w:t>
+        <w:t>Оператор: SberMobile</w:t>
       </w:r>
     </w:p>
     <w:p>
       <w:pPr>
         <w:numPr>
           <w:ilvl w:val="0"/>
-          <w:numId w:val="1"/>
+          <w:numId w:val="6"/>
         </w:numPr>
       </w:pPr>
       <w:r>
-        <w:t>Калькулятор или среда для расчётов (Microsoft Excel, MATLAB, Python и др.).</w:t>
+        <w:t>Местоположение: г. Санкт-Петербург, Гражданский проспект</w:t>
       </w:r>
     </w:p>
     <w:p>
       <w:pPr>
         <w:numPr>
           <w:ilvl w:val="0"/>
-          <w:numId w:val="1"/>
+          <w:numId w:val="6"/>
         </w:numPr>
       </w:pPr>
       <w:r>
-        <w:t>Учебное пособие: Медведев Б.М., Тышкевич А.И. «Модели телекоммуникационных систем». СПб.: Изд-во Политехн. ун-та, 2022.</w:t>
-      </w:r>
-      <w:r>
-        <w:br w:type="page"/>
-      </w:r>
-    </w:p>
-    <w:p>
-      <w:pPr>
-        <w:pStyle w:val="Heading1"/>
-      </w:pPr>
-      <w:r>
-        <w:lastRenderedPageBreak/>
-        <w:t>измерение мощности сигнала</w:t>
-      </w:r>
-    </w:p>
-    <w:p/>
-    <w:p>
-      <w:pPr>
+        <w:t>Расстояние до базовой станции: ~300 м</w:t>
+      </w:r>
+    </w:p>
+    <w:p>
+      <w:pPr>
+        <w:numPr>
+          <w:ilvl w:val="0"/>
+          <w:numId w:val="6"/>
+        </w:numPr>
+      </w:pPr>
+      <w:r>
+        <w:t>Перемещение при измерениях: в пределах ~20 м</w:t>
+      </w:r>
+    </w:p>
+    <w:p>
+      <w:pPr>
+        <w:numPr>
+          <w:ilvl w:val="0"/>
+          <w:numId w:val="6"/>
+        </w:numPr>
+      </w:pPr>
+      <w:r>
+        <w:t>Тип вышки: макросота (антенны на крыше здания)</w:t>
+      </w:r>
+    </w:p>
+    <w:p>
+      <w:r>
         <w:rPr>
           <w:b/>
           <w:bCs/>
         </w:rPr>
-      </w:pPr>
-      <w:r>
-        <w:rPr>
-          <w:b/>
-          <w:bCs/>
-        </w:rPr>
-        <w:t>Таблица 1. Мощность сигнала на входе приёмника</w:t>
-      </w:r>
-    </w:p>
-    <w:p>
-      <w:r>
-        <w:t>Измерения проводились в квартире (координаты 60.007115, 30.391309), перемещение в пределах ~20 м.</w:t>
+        <w:t>Таблица 1. Результаты измерений мощности сигнала</w:t>
       </w:r>
     </w:p>
     <w:tbl>
@@ -337,7 +372,7 @@
               <w:cnfStyle w:val="000000000000" w:firstRow="0" w:lastRow="0" w:firstColumn="0" w:lastColumn="0" w:oddVBand="0" w:evenVBand="0" w:oddHBand="0" w:evenHBand="0" w:firstRowFirstColumn="0" w:firstRowLastColumn="0" w:lastRowFirstColumn="0" w:lastRowLastColumn="0"/>
             </w:pPr>
             <w:r>
-              <w:t>−46</w:t>
+              <w:t>−63</w:t>
             </w:r>
           </w:p>
         </w:tc>
@@ -352,7 +387,7 @@
               <w:cnfStyle w:val="000000000000" w:firstRow="0" w:lastRow="0" w:firstColumn="0" w:lastColumn="0" w:oddVBand="0" w:evenVBand="0" w:oddHBand="0" w:evenHBand="0" w:firstRowFirstColumn="0" w:firstRowLastColumn="0" w:lastRowFirstColumn="0" w:lastRowLastColumn="0"/>
             </w:pPr>
             <w:r>
-              <w:t>−49</w:t>
+              <w:t>−65</w:t>
             </w:r>
           </w:p>
         </w:tc>
@@ -367,7 +402,7 @@
               <w:cnfStyle w:val="000000000000" w:firstRow="0" w:lastRow="0" w:firstColumn="0" w:lastColumn="0" w:oddVBand="0" w:evenVBand="0" w:oddHBand="0" w:evenHBand="0" w:firstRowFirstColumn="0" w:firstRowLastColumn="0" w:lastRowFirstColumn="0" w:lastRowLastColumn="0"/>
             </w:pPr>
             <w:r>
-              <w:t>−50</w:t>
+              <w:t>−63</w:t>
             </w:r>
           </w:p>
         </w:tc>
@@ -417,7 +452,7 @@
               <w:cnfStyle w:val="000000100000" w:firstRow="0" w:lastRow="0" w:firstColumn="0" w:lastColumn="0" w:oddVBand="0" w:evenVBand="0" w:oddHBand="1" w:evenHBand="0" w:firstRowFirstColumn="0" w:firstRowLastColumn="0" w:lastRowFirstColumn="0" w:lastRowLastColumn="0"/>
             </w:pPr>
             <w:r>
-              <w:t>−107</w:t>
+              <w:t>−96</w:t>
             </w:r>
           </w:p>
         </w:tc>
@@ -432,7 +467,7 @@
               <w:cnfStyle w:val="000000100000" w:firstRow="0" w:lastRow="0" w:firstColumn="0" w:lastColumn="0" w:oddVBand="0" w:evenVBand="0" w:oddHBand="1" w:evenHBand="0" w:firstRowFirstColumn="0" w:firstRowLastColumn="0" w:lastRowFirstColumn="0" w:lastRowLastColumn="0"/>
             </w:pPr>
             <w:r>
-              <w:t>−104</w:t>
+              <w:t>−99</w:t>
             </w:r>
           </w:p>
         </w:tc>
@@ -447,7 +482,7 @@
               <w:cnfStyle w:val="000000100000" w:firstRow="0" w:lastRow="0" w:firstColumn="0" w:lastColumn="0" w:oddVBand="0" w:evenVBand="0" w:oddHBand="1" w:evenHBand="0" w:firstRowFirstColumn="0" w:firstRowLastColumn="0" w:lastRowFirstColumn="0" w:lastRowLastColumn="0"/>
             </w:pPr>
             <w:r>
-              <w:t>−119</w:t>
+              <w:t>−99</w:t>
             </w:r>
           </w:p>
         </w:tc>
@@ -494,7 +529,7 @@
               <w:cnfStyle w:val="000000000000" w:firstRow="0" w:lastRow="0" w:firstColumn="0" w:lastColumn="0" w:oddVBand="0" w:evenVBand="0" w:oddHBand="0" w:evenHBand="0" w:firstRowFirstColumn="0" w:firstRowLastColumn="0" w:lastRowFirstColumn="0" w:lastRowLastColumn="0"/>
             </w:pPr>
             <w:r>
-              <w:t>—</w:t>
+              <w:t>−50</w:t>
             </w:r>
           </w:p>
         </w:tc>
@@ -509,7 +544,7 @@
               <w:cnfStyle w:val="000000000000" w:firstRow="0" w:lastRow="0" w:firstColumn="0" w:lastColumn="0" w:oddVBand="0" w:evenVBand="0" w:oddHBand="0" w:evenHBand="0" w:firstRowFirstColumn="0" w:firstRowLastColumn="0" w:lastRowFirstColumn="0" w:lastRowLastColumn="0"/>
             </w:pPr>
             <w:r>
-              <w:t>—</w:t>
+              <w:t>−50</w:t>
             </w:r>
           </w:p>
         </w:tc>
@@ -524,7 +559,7 @@
               <w:cnfStyle w:val="000000000000" w:firstRow="0" w:lastRow="0" w:firstColumn="0" w:lastColumn="0" w:oddVBand="0" w:evenVBand="0" w:oddHBand="0" w:evenHBand="0" w:firstRowFirstColumn="0" w:firstRowLastColumn="0" w:lastRowFirstColumn="0" w:lastRowLastColumn="0"/>
             </w:pPr>
             <w:r>
-              <w:t>—</w:t>
+              <w:t>−54</w:t>
             </w:r>
           </w:p>
         </w:tc>
@@ -537,13 +572,853 @@
           <w:bCs/>
         </w:rPr>
       </w:pPr>
-      <w:r>
+    </w:p>
+    <w:p>
+      <w:pPr>
         <w:rPr>
           <w:b/>
           <w:bCs/>
         </w:rPr>
-        <w:t>Таблица 2. Дополнительные параметры сети</w:t>
-      </w:r>
+      </w:pPr>
+      <w:r>
+        <w:rPr>
+          <w:b/>
+          <w:bCs/>
+        </w:rPr>
+        <w:br w:type="page"/>
+      </w:r>
+    </w:p>
+    <w:p>
+      <w:pPr>
+        <w:pStyle w:val="Heading1"/>
+      </w:pPr>
+      <w:r>
+        <w:lastRenderedPageBreak/>
+        <w:t>4. Обработка результатов</w:t>
+      </w:r>
+    </w:p>
+    <w:p>
+      <w:pPr>
+        <w:rPr>
+          <w:b/>
+          <w:bCs/>
+        </w:rPr>
+      </w:pPr>
+      <w:r>
+        <w:rPr>
+          <w:b/>
+          <w:bCs/>
+        </w:rPr>
+        <w:t>4.1. Расчёт ожидаемой мощности сигнала для 4G (LTE)</w:t>
+      </w:r>
+    </w:p>
+    <w:p>
+      <w:r>
+        <w:rPr>
+          <w:b/>
+          <w:bCs/>
+        </w:rPr>
+        <w:t>Исходные данные:</w:t>
+      </w:r>
+    </w:p>
+    <w:p>
+      <w:pPr>
+        <w:numPr>
+          <w:ilvl w:val="0"/>
+          <w:numId w:val="8"/>
+        </w:numPr>
+      </w:pPr>
+      <w:r>
+        <w:t>Pt=43</w:t>
+      </w:r>
+    </w:p>
+    <w:p>
+      <w:pPr>
+        <w:numPr>
+          <w:ilvl w:val="0"/>
+          <w:numId w:val="8"/>
+        </w:numPr>
+      </w:pPr>
+      <w:r>
+        <w:t>Gt=15</w:t>
+      </w:r>
+    </w:p>
+    <w:p>
+      <w:pPr>
+        <w:numPr>
+          <w:ilvl w:val="0"/>
+          <w:numId w:val="8"/>
+        </w:numPr>
+      </w:pPr>
+      <w:r>
+        <w:t>Gr=0дБ</w:t>
+      </w:r>
+    </w:p>
+    <w:p>
+      <w:pPr>
+        <w:numPr>
+          <w:ilvl w:val="0"/>
+          <w:numId w:val="8"/>
+        </w:numPr>
+      </w:pPr>
+      <w:r>
+        <w:t>fc=2.6</w:t>
+      </w:r>
+      <w:r>
+        <w:t xml:space="preserve"> </w:t>
+      </w:r>
+      <w:r>
+        <w:t>ГГц</w:t>
+      </w:r>
+    </w:p>
+    <w:p>
+      <w:pPr>
+        <w:numPr>
+          <w:ilvl w:val="0"/>
+          <w:numId w:val="8"/>
+        </w:numPr>
+      </w:pPr>
+      <w:r>
+        <w:t>d=300 м</w:t>
+      </w:r>
+    </w:p>
+    <w:p>
+      <w:pPr>
+        <w:numPr>
+          <w:ilvl w:val="0"/>
+          <w:numId w:val="8"/>
+        </w:numPr>
+      </w:pPr>
+      <w:r>
+        <w:t>hUT</w:t>
+      </w:r>
+      <w:r>
+        <w:rPr>
+          <w:rFonts w:ascii="Arial" w:hAnsi="Arial" w:cs="Arial"/>
+        </w:rPr>
+        <w:t>​</w:t>
+      </w:r>
+      <w:r>
+        <w:t>=1.5 м</w:t>
+      </w:r>
+    </w:p>
+    <w:p>
+      <w:pPr>
+        <w:rPr>
+          <w:b/>
+          <w:bCs/>
+          <w:lang w:val="en-US"/>
+        </w:rPr>
+      </w:pPr>
+      <w:r>
+        <w:rPr>
+          <w:b/>
+          <w:bCs/>
+        </w:rPr>
+        <w:t>Модель 3D-UMi-LOS:</w:t>
+      </w:r>
+    </w:p>
+    <w:p>
+      <w:pPr>
+        <w:rPr>
+          <w:lang w:val="en-US"/>
+        </w:rPr>
+      </w:pPr>
+      <w:r>
+        <w:rPr>
+          <w:lang w:val="en-US"/>
+        </w:rPr>
+        <w:drawing>
+          <wp:inline distT="0" distB="0" distL="0" distR="0" wp14:anchorId="06103267" wp14:editId="366A3E35">
+            <wp:extent cx="4925112" cy="1476581"/>
+            <wp:effectExtent l="0" t="0" r="8890" b="9525"/>
+            <wp:docPr id="1756629780" name="Picture 1"/>
+            <wp:cNvGraphicFramePr>
+              <a:graphicFrameLocks xmlns:a="http://schemas.openxmlformats.org/drawingml/2006/main" noChangeAspect="1"/>
+            </wp:cNvGraphicFramePr>
+            <a:graphic xmlns:a="http://schemas.openxmlformats.org/drawingml/2006/main">
+              <a:graphicData uri="http://schemas.openxmlformats.org/drawingml/2006/picture">
+                <pic:pic xmlns:pic="http://schemas.openxmlformats.org/drawingml/2006/picture">
+                  <pic:nvPicPr>
+                    <pic:cNvPr id="1756629780" name=""/>
+                    <pic:cNvPicPr/>
+                  </pic:nvPicPr>
+                  <pic:blipFill>
+                    <a:blip r:embed="rId6"/>
+                    <a:stretch>
+                      <a:fillRect/>
+                    </a:stretch>
+                  </pic:blipFill>
+                  <pic:spPr>
+                    <a:xfrm>
+                      <a:off x="0" y="0"/>
+                      <a:ext cx="4925112" cy="1476581"/>
+                    </a:xfrm>
+                    <a:prstGeom prst="rect">
+                      <a:avLst/>
+                    </a:prstGeom>
+                  </pic:spPr>
+                </pic:pic>
+              </a:graphicData>
+            </a:graphic>
+          </wp:inline>
+        </w:drawing>
+      </w:r>
+    </w:p>
+    <w:p>
+      <w:pPr>
+        <w:rPr>
+          <w:b/>
+          <w:bCs/>
+          <w:lang w:val="en-US"/>
+        </w:rPr>
+      </w:pPr>
+      <w:r>
+        <w:rPr>
+          <w:b/>
+          <w:bCs/>
+        </w:rPr>
+        <w:t>Модель 3D-UMi-NLOS:</w:t>
+      </w:r>
+    </w:p>
+    <w:p>
+      <w:pPr>
+        <w:rPr>
+          <w:lang w:val="en-US"/>
+        </w:rPr>
+      </w:pPr>
+      <w:r>
+        <w:rPr>
+          <w:lang w:val="en-US"/>
+        </w:rPr>
+        <w:drawing>
+          <wp:inline distT="0" distB="0" distL="0" distR="0" wp14:anchorId="60E7C0F5" wp14:editId="43BE0FE4">
+            <wp:extent cx="5940425" cy="1353820"/>
+            <wp:effectExtent l="0" t="0" r="3175" b="0"/>
+            <wp:docPr id="880699888" name="Picture 1"/>
+            <wp:cNvGraphicFramePr>
+              <a:graphicFrameLocks xmlns:a="http://schemas.openxmlformats.org/drawingml/2006/main" noChangeAspect="1"/>
+            </wp:cNvGraphicFramePr>
+            <a:graphic xmlns:a="http://schemas.openxmlformats.org/drawingml/2006/main">
+              <a:graphicData uri="http://schemas.openxmlformats.org/drawingml/2006/picture">
+                <pic:pic xmlns:pic="http://schemas.openxmlformats.org/drawingml/2006/picture">
+                  <pic:nvPicPr>
+                    <pic:cNvPr id="880699888" name=""/>
+                    <pic:cNvPicPr/>
+                  </pic:nvPicPr>
+                  <pic:blipFill>
+                    <a:blip r:embed="rId7"/>
+                    <a:stretch>
+                      <a:fillRect/>
+                    </a:stretch>
+                  </pic:blipFill>
+                  <pic:spPr>
+                    <a:xfrm>
+                      <a:off x="0" y="0"/>
+                      <a:ext cx="5940425" cy="1353820"/>
+                    </a:xfrm>
+                    <a:prstGeom prst="rect">
+                      <a:avLst/>
+                    </a:prstGeom>
+                  </pic:spPr>
+                </pic:pic>
+              </a:graphicData>
+            </a:graphic>
+          </wp:inline>
+        </w:drawing>
+      </w:r>
+    </w:p>
+    <w:p/>
+    <w:p>
+      <w:r>
+        <w:rPr>
+          <w:b/>
+          <w:bCs/>
+        </w:rPr>
+        <w:t>С учётом затухания в стенах (PLtw=20</w:t>
+      </w:r>
+      <w:r>
+        <w:rPr>
+          <w:b/>
+          <w:bCs/>
+          <w:i/>
+          <w:iCs/>
+        </w:rPr>
+        <w:t xml:space="preserve"> </w:t>
+      </w:r>
+      <w:r>
+        <w:rPr>
+          <w:b/>
+          <w:bCs/>
+        </w:rPr>
+        <w:t>дБ):</w:t>
+      </w:r>
+    </w:p>
+    <w:p>
+      <w:r>
+        <w:t>Pr=−81.4−20=−101.4 дБм</w:t>
+      </w:r>
+    </w:p>
+    <w:p>
+      <w:r>
+        <w:rPr>
+          <w:b/>
+          <w:bCs/>
+        </w:rPr>
+        <w:t>Сравнение с измерением:</w:t>
+      </w:r>
+      <w:r>
+        <w:t> RSRP = −96…−99 дБм. Расчёт −101.4 дБм .</w:t>
+      </w:r>
+    </w:p>
+    <w:p>
+      <w:pPr>
+        <w:rPr>
+          <w:b/>
+          <w:bCs/>
+        </w:rPr>
+      </w:pPr>
+      <w:r>
+        <w:rPr>
+          <w:b/>
+          <w:bCs/>
+        </w:rPr>
+        <w:t>4.2. Расчёт ожидаемой мощности сигнала для 3G (UMTS)</w:t>
+      </w:r>
+    </w:p>
+    <w:p>
+      <w:r>
+        <w:rPr>
+          <w:b/>
+          <w:bCs/>
+        </w:rPr>
+        <w:t>Исходные данные:</w:t>
+      </w:r>
+    </w:p>
+    <w:p>
+      <w:pPr>
+        <w:numPr>
+          <w:ilvl w:val="0"/>
+          <w:numId w:val="9"/>
+        </w:numPr>
+      </w:pPr>
+      <w:r>
+        <w:t>fc=2100 МГц</w:t>
+      </w:r>
+    </w:p>
+    <w:p>
+      <w:pPr>
+        <w:numPr>
+          <w:ilvl w:val="0"/>
+          <w:numId w:val="9"/>
+        </w:numPr>
+      </w:pPr>
+      <w:r>
+        <w:t>d=0.</w:t>
+      </w:r>
+      <w:r>
+        <w:t>3</w:t>
+      </w:r>
+      <w:r>
+        <w:t> км</w:t>
+      </w:r>
+    </w:p>
+    <w:p>
+      <w:pPr>
+        <w:numPr>
+          <w:ilvl w:val="0"/>
+          <w:numId w:val="9"/>
+        </w:numPr>
+      </w:pPr>
+      <w:r>
+        <w:t>Pt=43 дБм</w:t>
+      </w:r>
+    </w:p>
+    <w:p>
+      <w:r>
+        <w:rPr>
+          <w:b/>
+          <w:bCs/>
+        </w:rPr>
+        <w:lastRenderedPageBreak/>
+        <w:t>Модель ITU M.1225 (пешеходная среда):</w:t>
+      </w:r>
+    </w:p>
+    <w:p>
+      <w:r>
+        <w:drawing>
+          <wp:inline distT="0" distB="0" distL="0" distR="0" wp14:anchorId="767F6B48" wp14:editId="1143A53E">
+            <wp:extent cx="4925112" cy="1552792"/>
+            <wp:effectExtent l="0" t="0" r="0" b="9525"/>
+            <wp:docPr id="1425809052" name="Picture 1"/>
+            <wp:cNvGraphicFramePr>
+              <a:graphicFrameLocks xmlns:a="http://schemas.openxmlformats.org/drawingml/2006/main" noChangeAspect="1"/>
+            </wp:cNvGraphicFramePr>
+            <a:graphic xmlns:a="http://schemas.openxmlformats.org/drawingml/2006/main">
+              <a:graphicData uri="http://schemas.openxmlformats.org/drawingml/2006/picture">
+                <pic:pic xmlns:pic="http://schemas.openxmlformats.org/drawingml/2006/picture">
+                  <pic:nvPicPr>
+                    <pic:cNvPr id="1425809052" name=""/>
+                    <pic:cNvPicPr/>
+                  </pic:nvPicPr>
+                  <pic:blipFill>
+                    <a:blip r:embed="rId8"/>
+                    <a:stretch>
+                      <a:fillRect/>
+                    </a:stretch>
+                  </pic:blipFill>
+                  <pic:spPr>
+                    <a:xfrm>
+                      <a:off x="0" y="0"/>
+                      <a:ext cx="4925112" cy="1552792"/>
+                    </a:xfrm>
+                    <a:prstGeom prst="rect">
+                      <a:avLst/>
+                    </a:prstGeom>
+                  </pic:spPr>
+                </pic:pic>
+              </a:graphicData>
+            </a:graphic>
+          </wp:inline>
+        </w:drawing>
+      </w:r>
+    </w:p>
+    <w:p>
+      <w:r>
+        <w:rPr>
+          <w:b/>
+          <w:bCs/>
+        </w:rPr>
+        <w:t>Сравнение:</w:t>
+      </w:r>
+      <w:r>
+        <w:t> RSSI = −63…−65 дБм. Расхождение объясняется различием смысла RSSI и мощности полезного сигнала.</w:t>
+      </w:r>
+    </w:p>
+    <w:p>
+      <w:pPr>
+        <w:rPr>
+          <w:b/>
+          <w:bCs/>
+        </w:rPr>
+      </w:pPr>
+      <w:r>
+        <w:rPr>
+          <w:b/>
+          <w:bCs/>
+        </w:rPr>
+        <w:t>4.3. Расчёт ожидаемой мощности сигнала для 2G (GSM)</w:t>
+      </w:r>
+    </w:p>
+    <w:p>
+      <w:r>
+        <w:rPr>
+          <w:b/>
+          <w:bCs/>
+        </w:rPr>
+        <w:t>Исходные данные:</w:t>
+      </w:r>
+    </w:p>
+    <w:p>
+      <w:pPr>
+        <w:numPr>
+          <w:ilvl w:val="0"/>
+          <w:numId w:val="10"/>
+        </w:numPr>
+      </w:pPr>
+      <w:r>
+        <w:t>fc=900 МГц</w:t>
+      </w:r>
+    </w:p>
+    <w:p>
+      <w:pPr>
+        <w:numPr>
+          <w:ilvl w:val="0"/>
+          <w:numId w:val="10"/>
+        </w:numPr>
+      </w:pPr>
+      <w:r>
+        <w:t>d=0.3 км</w:t>
+      </w:r>
+    </w:p>
+    <w:p>
+      <w:pPr>
+        <w:numPr>
+          <w:ilvl w:val="0"/>
+          <w:numId w:val="10"/>
+        </w:numPr>
+      </w:pPr>
+      <w:r>
+        <w:t>hte=30 м</w:t>
+      </w:r>
+    </w:p>
+    <w:p>
+      <w:pPr>
+        <w:numPr>
+          <w:ilvl w:val="0"/>
+          <w:numId w:val="10"/>
+        </w:numPr>
+      </w:pPr>
+      <w:r>
+        <w:t>hre=1.5 м</w:t>
+      </w:r>
+    </w:p>
+    <w:p>
+      <w:pPr>
+        <w:rPr>
+          <w:b/>
+          <w:bCs/>
+        </w:rPr>
+      </w:pPr>
+      <w:r>
+        <w:rPr>
+          <w:b/>
+          <w:bCs/>
+        </w:rPr>
+        <w:br w:type="page"/>
+      </w:r>
+    </w:p>
+    <w:p>
+      <w:pPr>
+        <w:rPr>
+          <w:b/>
+          <w:bCs/>
+          <w:lang w:val="en-US"/>
+        </w:rPr>
+      </w:pPr>
+      <w:r>
+        <w:rPr>
+          <w:b/>
+          <w:bCs/>
+        </w:rPr>
+        <w:lastRenderedPageBreak/>
+        <w:t>Модель Hata-Okumura:</w:t>
+      </w:r>
+    </w:p>
+    <w:p>
+      <w:pPr>
+        <w:rPr>
+          <w:lang w:val="en-US"/>
+        </w:rPr>
+      </w:pPr>
+      <w:r>
+        <w:rPr>
+          <w:lang w:val="en-US"/>
+        </w:rPr>
+        <w:drawing>
+          <wp:inline distT="0" distB="0" distL="0" distR="0" wp14:anchorId="50082226" wp14:editId="48C10218">
+            <wp:extent cx="5940425" cy="1604645"/>
+            <wp:effectExtent l="0" t="0" r="3175" b="0"/>
+            <wp:docPr id="302335326" name="Picture 1"/>
+            <wp:cNvGraphicFramePr>
+              <a:graphicFrameLocks xmlns:a="http://schemas.openxmlformats.org/drawingml/2006/main" noChangeAspect="1"/>
+            </wp:cNvGraphicFramePr>
+            <a:graphic xmlns:a="http://schemas.openxmlformats.org/drawingml/2006/main">
+              <a:graphicData uri="http://schemas.openxmlformats.org/drawingml/2006/picture">
+                <pic:pic xmlns:pic="http://schemas.openxmlformats.org/drawingml/2006/picture">
+                  <pic:nvPicPr>
+                    <pic:cNvPr id="302335326" name=""/>
+                    <pic:cNvPicPr/>
+                  </pic:nvPicPr>
+                  <pic:blipFill>
+                    <a:blip r:embed="rId9"/>
+                    <a:stretch>
+                      <a:fillRect/>
+                    </a:stretch>
+                  </pic:blipFill>
+                  <pic:spPr>
+                    <a:xfrm>
+                      <a:off x="0" y="0"/>
+                      <a:ext cx="5940425" cy="1604645"/>
+                    </a:xfrm>
+                    <a:prstGeom prst="rect">
+                      <a:avLst/>
+                    </a:prstGeom>
+                  </pic:spPr>
+                </pic:pic>
+              </a:graphicData>
+            </a:graphic>
+          </wp:inline>
+        </w:drawing>
+      </w:r>
+    </w:p>
+    <w:p>
+      <w:r>
+        <w:rPr>
+          <w:b/>
+          <w:bCs/>
+        </w:rPr>
+        <w:t>Сравнение:</w:t>
+      </w:r>
+      <w:r>
+        <w:t> RSSI = −95 дБм. Разница объясняется включением помех в RSSI.</w:t>
+      </w:r>
+    </w:p>
+    <w:p>
+      <w:pPr>
+        <w:rPr>
+          <w:b/>
+          <w:bCs/>
+        </w:rPr>
+      </w:pPr>
+      <w:r>
+        <w:rPr>
+          <w:b/>
+          <w:bCs/>
+        </w:rPr>
+        <w:t>4.4. Расчёт ожидаемой мощности сигнала для Wi-Fi</w:t>
+      </w:r>
+    </w:p>
+    <w:p>
+      <w:r>
+        <w:rPr>
+          <w:b/>
+          <w:bCs/>
+        </w:rPr>
+        <w:t>Исходные данные:</w:t>
+      </w:r>
+    </w:p>
+    <w:p>
+      <w:pPr>
+        <w:numPr>
+          <w:ilvl w:val="0"/>
+          <w:numId w:val="11"/>
+        </w:numPr>
+      </w:pPr>
+      <w:r>
+        <w:t>Pt=20</w:t>
+      </w:r>
+      <w:r>
+        <w:rPr>
+          <w:i/>
+          <w:iCs/>
+        </w:rPr>
+        <w:t>Pt</w:t>
+      </w:r>
+      <w:r>
+        <w:rPr>
+          <w:rFonts w:ascii="Arial" w:hAnsi="Arial" w:cs="Arial"/>
+        </w:rPr>
+        <w:t>​</w:t>
+      </w:r>
+      <w:r>
+        <w:t>=20 дБм</w:t>
+      </w:r>
+    </w:p>
+    <w:p>
+      <w:pPr>
+        <w:numPr>
+          <w:ilvl w:val="0"/>
+          <w:numId w:val="11"/>
+        </w:numPr>
+      </w:pPr>
+      <w:r>
+        <w:t>fc=2472</w:t>
+      </w:r>
+      <w:r>
+        <w:rPr>
+          <w:i/>
+          <w:iCs/>
+        </w:rPr>
+        <w:t>fc</w:t>
+      </w:r>
+      <w:r>
+        <w:rPr>
+          <w:rFonts w:ascii="Arial" w:hAnsi="Arial" w:cs="Arial"/>
+        </w:rPr>
+        <w:t>​</w:t>
+      </w:r>
+      <w:r>
+        <w:t>=2472 МГц</w:t>
+      </w:r>
+    </w:p>
+    <w:p>
+      <w:pPr>
+        <w:numPr>
+          <w:ilvl w:val="0"/>
+          <w:numId w:val="11"/>
+        </w:numPr>
+      </w:pPr>
+      <w:r>
+        <w:t>d≈5</w:t>
+      </w:r>
+      <w:r>
+        <w:rPr>
+          <w:i/>
+          <w:iCs/>
+        </w:rPr>
+        <w:t>d</w:t>
+      </w:r>
+      <w:r>
+        <w:t>≈5 м</w:t>
+      </w:r>
+    </w:p>
+    <w:p>
+      <w:pPr>
+        <w:rPr>
+          <w:b/>
+          <w:bCs/>
+          <w:lang w:val="en-US"/>
+        </w:rPr>
+      </w:pPr>
+      <w:r>
+        <w:rPr>
+          <w:b/>
+          <w:bCs/>
+        </w:rPr>
+        <w:t>Модель для помещений:</w:t>
+      </w:r>
+    </w:p>
+    <w:p>
+      <w:pPr>
+        <w:rPr>
+          <w:lang w:val="en-US"/>
+        </w:rPr>
+      </w:pPr>
+      <w:r>
+        <w:rPr>
+          <w:lang w:val="en-US"/>
+        </w:rPr>
+        <w:drawing>
+          <wp:inline distT="0" distB="0" distL="0" distR="0" wp14:anchorId="27A1D315" wp14:editId="062B9DA1">
+            <wp:extent cx="4429743" cy="1762371"/>
+            <wp:effectExtent l="0" t="0" r="9525" b="9525"/>
+            <wp:docPr id="999965542" name="Picture 1"/>
+            <wp:cNvGraphicFramePr>
+              <a:graphicFrameLocks xmlns:a="http://schemas.openxmlformats.org/drawingml/2006/main" noChangeAspect="1"/>
+            </wp:cNvGraphicFramePr>
+            <a:graphic xmlns:a="http://schemas.openxmlformats.org/drawingml/2006/main">
+              <a:graphicData uri="http://schemas.openxmlformats.org/drawingml/2006/picture">
+                <pic:pic xmlns:pic="http://schemas.openxmlformats.org/drawingml/2006/picture">
+                  <pic:nvPicPr>
+                    <pic:cNvPr id="999965542" name=""/>
+                    <pic:cNvPicPr/>
+                  </pic:nvPicPr>
+                  <pic:blipFill>
+                    <a:blip r:embed="rId10"/>
+                    <a:stretch>
+                      <a:fillRect/>
+                    </a:stretch>
+                  </pic:blipFill>
+                  <pic:spPr>
+                    <a:xfrm>
+                      <a:off x="0" y="0"/>
+                      <a:ext cx="4429743" cy="1762371"/>
+                    </a:xfrm>
+                    <a:prstGeom prst="rect">
+                      <a:avLst/>
+                    </a:prstGeom>
+                  </pic:spPr>
+                </pic:pic>
+              </a:graphicData>
+            </a:graphic>
+          </wp:inline>
+        </w:drawing>
+      </w:r>
+    </w:p>
+    <w:p>
+      <w:r>
+        <w:rPr>
+          <w:b/>
+          <w:bCs/>
+        </w:rPr>
+        <w:t>Сравнение:</w:t>
+      </w:r>
+      <w:r>
+        <w:t> RSSI = −50…−54 дБм. Расхождение ~16–20 дБ (стены, мебель).</w:t>
+      </w:r>
+    </w:p>
+    <w:p>
+      <w:pPr>
+        <w:rPr>
+          <w:b/>
+          <w:bCs/>
+        </w:rPr>
+      </w:pPr>
+      <w:r>
+        <w:rPr>
+          <w:b/>
+          <w:bCs/>
+        </w:rPr>
+        <w:t>5. Вероятность уверенного приёма</w:t>
+      </w:r>
+    </w:p>
+    <w:p>
+      <w:r>
+        <w:rPr>
+          <w:b/>
+          <w:bCs/>
+        </w:rPr>
+        <w:t>Условие:</w:t>
+      </w:r>
+      <w:r>
+        <w:t> Pr&gt;−100 дБм.</w:t>
+      </w:r>
+    </w:p>
+    <w:p>
+      <w:pPr>
+        <w:rPr>
+          <w:lang w:val="en-US"/>
+        </w:rPr>
+      </w:pPr>
+      <w:r>
+        <w:drawing>
+          <wp:inline distT="0" distB="0" distL="0" distR="0" wp14:anchorId="59E5A297" wp14:editId="4553DD2C">
+            <wp:extent cx="5940425" cy="822325"/>
+            <wp:effectExtent l="0" t="0" r="3175" b="0"/>
+            <wp:docPr id="991625222" name="Picture 1"/>
+            <wp:cNvGraphicFramePr>
+              <a:graphicFrameLocks xmlns:a="http://schemas.openxmlformats.org/drawingml/2006/main" noChangeAspect="1"/>
+            </wp:cNvGraphicFramePr>
+            <a:graphic xmlns:a="http://schemas.openxmlformats.org/drawingml/2006/main">
+              <a:graphicData uri="http://schemas.openxmlformats.org/drawingml/2006/picture">
+                <pic:pic xmlns:pic="http://schemas.openxmlformats.org/drawingml/2006/picture">
+                  <pic:nvPicPr>
+                    <pic:cNvPr id="991625222" name=""/>
+                    <pic:cNvPicPr/>
+                  </pic:nvPicPr>
+                  <pic:blipFill>
+                    <a:blip r:embed="rId11"/>
+                    <a:stretch>
+                      <a:fillRect/>
+                    </a:stretch>
+                  </pic:blipFill>
+                  <pic:spPr>
+                    <a:xfrm>
+                      <a:off x="0" y="0"/>
+                      <a:ext cx="5940425" cy="822325"/>
+                    </a:xfrm>
+                    <a:prstGeom prst="rect">
+                      <a:avLst/>
+                    </a:prstGeom>
+                  </pic:spPr>
+                </pic:pic>
+              </a:graphicData>
+            </a:graphic>
+          </wp:inline>
+        </w:drawing>
+      </w:r>
+    </w:p>
+    <w:p>
+      <w:pPr>
+        <w:rPr>
+          <w:lang w:val="en-US"/>
+        </w:rPr>
+      </w:pPr>
+    </w:p>
+    <w:p>
+      <w:pPr>
+        <w:rPr>
+          <w:lang w:val="en-US"/>
+        </w:rPr>
+      </w:pPr>
+    </w:p>
+    <w:p>
+      <w:pPr>
+        <w:rPr>
+          <w:lang w:val="en-US"/>
+        </w:rPr>
+      </w:pPr>
     </w:p>
     <w:tbl>
       <w:tblPr>
@@ -552,10 +1427,10 @@
         <w:tblLook w:val="04A0" w:firstRow="1" w:lastRow="0" w:firstColumn="1" w:lastColumn="0" w:noHBand="0" w:noVBand="1"/>
       </w:tblPr>
       <w:tblGrid>
-        <w:gridCol w:w="3497"/>
-        <w:gridCol w:w="1875"/>
-        <w:gridCol w:w="1988"/>
-        <w:gridCol w:w="1985"/>
+        <w:gridCol w:w="894"/>
+        <w:gridCol w:w="1249"/>
+        <w:gridCol w:w="859"/>
+        <w:gridCol w:w="1517"/>
       </w:tblGrid>
       <w:tr>
         <w:trPr>
@@ -572,7 +1447,8 @@
               <w:spacing w:after="200" w:line="276" w:lineRule="auto"/>
             </w:pPr>
             <w:r>
-              <w:t>Параметр</w:t>
+              <w:lastRenderedPageBreak/>
+              <w:t>Режим</w:t>
             </w:r>
           </w:p>
         </w:tc>
@@ -587,7 +1463,32 @@
               <w:cnfStyle w:val="100000000000" w:firstRow="1" w:lastRow="0" w:firstColumn="0" w:lastColumn="0" w:oddVBand="0" w:evenVBand="0" w:oddHBand="0" w:evenHBand="0" w:firstRowFirstColumn="0" w:firstRowLastColumn="0" w:lastRowFirstColumn="0" w:lastRowLastColumn="0"/>
             </w:pPr>
             <w:r>
-              <w:t>2G</w:t>
+              <w:t>Prˉ</w:t>
+            </w:r>
+            <w:r>
+              <w:rPr>
+                <w:i/>
+                <w:iCs/>
+              </w:rPr>
+              <w:t>Pr</w:t>
+            </w:r>
+            <w:r>
+              <w:rPr>
+                <w:rFonts w:ascii="Arial" w:hAnsi="Arial" w:cs="Arial"/>
+              </w:rPr>
+              <w:t>​</w:t>
+            </w:r>
+            <w:r>
+              <w:t>ˉ</w:t>
+            </w:r>
+            <w:r>
+              <w:rPr>
+                <w:rFonts w:ascii="Arial" w:hAnsi="Arial" w:cs="Arial"/>
+              </w:rPr>
+              <w:t>​</w:t>
+            </w:r>
+            <w:r>
+              <w:t>, дБм</w:t>
             </w:r>
           </w:p>
         </w:tc>
@@ -602,7 +1503,17 @@
               <w:cnfStyle w:val="100000000000" w:firstRow="1" w:lastRow="0" w:firstColumn="0" w:lastColumn="0" w:oddVBand="0" w:evenVBand="0" w:oddHBand="0" w:evenHBand="0" w:firstRowFirstColumn="0" w:firstRowLastColumn="0" w:lastRowFirstColumn="0" w:lastRowLastColumn="0"/>
             </w:pPr>
             <w:r>
-              <w:t>3G</w:t>
+              <w:t>σ</w:t>
+            </w:r>
+            <w:r>
+              <w:rPr>
+                <w:i/>
+                <w:iCs/>
+              </w:rPr>
+              <w:t>σ</w:t>
+            </w:r>
+            <w:r>
+              <w:t>, дБ</w:t>
             </w:r>
           </w:p>
         </w:tc>
@@ -617,7 +1528,7 @@
               <w:cnfStyle w:val="100000000000" w:firstRow="1" w:lastRow="0" w:firstColumn="0" w:lastColumn="0" w:oddVBand="0" w:evenVBand="0" w:oddHBand="0" w:evenHBand="0" w:firstRowFirstColumn="0" w:firstRowLastColumn="0" w:lastRowFirstColumn="0" w:lastRowLastColumn="0"/>
             </w:pPr>
             <w:r>
-              <w:t>4G</w:t>
+              <w:t>Вероятность</w:t>
             </w:r>
           </w:p>
         </w:tc>
@@ -637,7 +1548,7 @@
               <w:spacing w:after="200" w:line="276" w:lineRule="auto"/>
             </w:pPr>
             <w:r>
-              <w:t>Обслуживающая сота (CID/PCI)</w:t>
+              <w:t>2G</w:t>
             </w:r>
           </w:p>
         </w:tc>
@@ -652,7 +1563,7 @@
               <w:cnfStyle w:val="000000100000" w:firstRow="0" w:lastRow="0" w:firstColumn="0" w:lastColumn="0" w:oddVBand="0" w:evenVBand="0" w:oddHBand="1" w:evenHBand="0" w:firstRowFirstColumn="0" w:firstRowLastColumn="0" w:lastRowFirstColumn="0" w:lastRowLastColumn="0"/>
             </w:pPr>
             <w:r>
-              <w:t>1163</w:t>
+              <w:t>−65.0</w:t>
             </w:r>
           </w:p>
         </w:tc>
@@ -667,7 +1578,7 @@
               <w:cnfStyle w:val="000000100000" w:firstRow="0" w:lastRow="0" w:firstColumn="0" w:lastColumn="0" w:oddVBand="0" w:evenVBand="0" w:oddHBand="1" w:evenHBand="0" w:firstRowFirstColumn="0" w:firstRowLastColumn="0" w:lastRowFirstColumn="0" w:lastRowLastColumn="0"/>
             </w:pPr>
             <w:r>
-              <w:t>123-37691</w:t>
+              <w:t>10</w:t>
             </w:r>
           </w:p>
         </w:tc>
@@ -682,7 +1593,7 @@
               <w:cnfStyle w:val="000000100000" w:firstRow="0" w:lastRow="0" w:firstColumn="0" w:lastColumn="0" w:oddVBand="0" w:evenVBand="0" w:oddHBand="1" w:evenHBand="0" w:firstRowFirstColumn="0" w:firstRowLastColumn="0" w:lastRowFirstColumn="0" w:lastRowLastColumn="0"/>
             </w:pPr>
             <w:r>
-              <w:t>PCI 501</w:t>
+              <w:t>~100%</w:t>
             </w:r>
           </w:p>
         </w:tc>
@@ -699,7 +1610,7 @@
               <w:spacing w:after="200" w:line="276" w:lineRule="auto"/>
             </w:pPr>
             <w:r>
-              <w:t>LAC/UCID</w:t>
+              <w:t>3G</w:t>
             </w:r>
           </w:p>
         </w:tc>
@@ -714,7 +1625,7 @@
               <w:cnfStyle w:val="000000000000" w:firstRow="0" w:lastRow="0" w:firstColumn="0" w:lastColumn="0" w:oddVBand="0" w:evenVBand="0" w:oddHBand="0" w:evenHBand="0" w:firstRowFirstColumn="0" w:firstRowLastColumn="0" w:lastRowFirstColumn="0" w:lastRowLastColumn="0"/>
             </w:pPr>
             <w:r>
-              <w:t>7840</w:t>
+              <w:t>−84.8</w:t>
             </w:r>
           </w:p>
         </w:tc>
@@ -729,7 +1640,7 @@
               <w:cnfStyle w:val="000000000000" w:firstRow="0" w:lastRow="0" w:firstColumn="0" w:lastColumn="0" w:oddVBand="0" w:evenVBand="0" w:oddHBand="0" w:evenHBand="0" w:firstRowFirstColumn="0" w:firstRowLastColumn="0" w:lastRowFirstColumn="0" w:lastRowLastColumn="0"/>
             </w:pPr>
             <w:r>
-              <w:t>7840-8098619</w:t>
+              <w:t>10</w:t>
             </w:r>
           </w:p>
         </w:tc>
@@ -744,7 +1655,7 @@
               <w:cnfStyle w:val="000000000000" w:firstRow="0" w:lastRow="0" w:firstColumn="0" w:lastColumn="0" w:oddVBand="0" w:evenVBand="0" w:oddHBand="0" w:evenHBand="0" w:firstRowFirstColumn="0" w:firstRowLastColumn="0" w:lastRowFirstColumn="0" w:lastRowLastColumn="0"/>
             </w:pPr>
             <w:r>
-              <w:t>TAC 7828</w:t>
+              <w:t>~94%</w:t>
             </w:r>
           </w:p>
         </w:tc>
@@ -764,7 +1675,7 @@
               <w:spacing w:after="200" w:line="276" w:lineRule="auto"/>
             </w:pPr>
             <w:r>
-              <w:t>Частотный диапазон</w:t>
+              <w:t>4G</w:t>
             </w:r>
           </w:p>
         </w:tc>
@@ -779,7 +1690,7 @@
               <w:cnfStyle w:val="000000100000" w:firstRow="0" w:lastRow="0" w:firstColumn="0" w:lastColumn="0" w:oddVBand="0" w:evenVBand="0" w:oddHBand="1" w:evenHBand="0" w:firstRowFirstColumn="0" w:firstRowLastColumn="0" w:lastRowFirstColumn="0" w:lastRowLastColumn="0"/>
             </w:pPr>
             <w:r>
-              <w:t>900 МГц (Band 8)</w:t>
+              <w:t>−101.4</w:t>
             </w:r>
           </w:p>
         </w:tc>
@@ -794,7 +1705,7 @@
               <w:cnfStyle w:val="000000100000" w:firstRow="0" w:lastRow="0" w:firstColumn="0" w:lastColumn="0" w:oddVBand="0" w:evenVBand="0" w:oddHBand="1" w:evenHBand="0" w:firstRowFirstColumn="0" w:firstRowLastColumn="0" w:lastRowFirstColumn="0" w:lastRowLastColumn="0"/>
             </w:pPr>
             <w:r>
-              <w:t>2100 МГц (Band 1)</w:t>
+              <w:t>6</w:t>
             </w:r>
           </w:p>
         </w:tc>
@@ -809,722 +1720,7 @@
               <w:cnfStyle w:val="000000100000" w:firstRow="0" w:lastRow="0" w:firstColumn="0" w:lastColumn="0" w:oddVBand="0" w:evenVBand="0" w:oddHBand="1" w:evenHBand="0" w:firstRowFirstColumn="0" w:firstRowLastColumn="0" w:lastRowFirstColumn="0" w:lastRowLastColumn="0"/>
             </w:pPr>
             <w:r>
-              <w:t>2600 МГц (Band 7)</w:t>
-            </w:r>
-          </w:p>
-        </w:tc>
-      </w:tr>
-    </w:tbl>
-    <w:p>
-      <w:pPr>
-        <w:rPr>
-          <w:b/>
-          <w:bCs/>
-        </w:rPr>
-      </w:pPr>
-      <w:r>
-        <w:rPr>
-          <w:b/>
-          <w:bCs/>
-        </w:rPr>
-        <w:t>Таблица 3. Расстояние до базовой станции</w:t>
-      </w:r>
-    </w:p>
-    <w:tbl>
-      <w:tblPr>
-        <w:tblStyle w:val="GridTable4-Accent1"/>
-        <w:tblW w:w="11280" w:type="dxa"/>
-        <w:tblLook w:val="04A0" w:firstRow="1" w:lastRow="0" w:firstColumn="1" w:lastColumn="0" w:noHBand="0" w:noVBand="1"/>
-      </w:tblPr>
-      <w:tblGrid>
-        <w:gridCol w:w="6185"/>
-        <w:gridCol w:w="5095"/>
-      </w:tblGrid>
-      <w:tr>
-        <w:trPr>
-          <w:cnfStyle w:val="100000000000" w:firstRow="1" w:lastRow="0" w:firstColumn="0" w:lastColumn="0" w:oddVBand="0" w:evenVBand="0" w:oddHBand="0" w:evenHBand="0" w:firstRowFirstColumn="0" w:firstRowLastColumn="0" w:lastRowFirstColumn="0" w:lastRowLastColumn="0"/>
-        </w:trPr>
-        <w:tc>
-          <w:tcPr>
-            <w:cnfStyle w:val="001000000000" w:firstRow="0" w:lastRow="0" w:firstColumn="1" w:lastColumn="0" w:oddVBand="0" w:evenVBand="0" w:oddHBand="0" w:evenHBand="0" w:firstRowFirstColumn="0" w:firstRowLastColumn="0" w:lastRowFirstColumn="0" w:lastRowLastColumn="0"/>
-            <w:tcW w:w="0" w:type="auto"/>
-            <w:hideMark/>
-          </w:tcPr>
-          <w:p>
-            <w:pPr>
-              <w:spacing w:after="200" w:line="276" w:lineRule="auto"/>
-            </w:pPr>
-            <w:r>
-              <w:t>Параметр</w:t>
-            </w:r>
-          </w:p>
-        </w:tc>
-        <w:tc>
-          <w:tcPr>
-            <w:tcW w:w="0" w:type="auto"/>
-            <w:hideMark/>
-          </w:tcPr>
-          <w:p>
-            <w:pPr>
-              <w:spacing w:after="200" w:line="276" w:lineRule="auto"/>
-              <w:cnfStyle w:val="100000000000" w:firstRow="1" w:lastRow="0" w:firstColumn="0" w:lastColumn="0" w:oddVBand="0" w:evenVBand="0" w:oddHBand="0" w:evenHBand="0" w:firstRowFirstColumn="0" w:firstRowLastColumn="0" w:lastRowFirstColumn="0" w:lastRowLastColumn="0"/>
-            </w:pPr>
-            <w:r>
-              <w:t>Значение</w:t>
-            </w:r>
-          </w:p>
-        </w:tc>
-      </w:tr>
-      <w:tr>
-        <w:trPr>
-          <w:cnfStyle w:val="000000100000" w:firstRow="0" w:lastRow="0" w:firstColumn="0" w:lastColumn="0" w:oddVBand="0" w:evenVBand="0" w:oddHBand="1" w:evenHBand="0" w:firstRowFirstColumn="0" w:firstRowLastColumn="0" w:lastRowFirstColumn="0" w:lastRowLastColumn="0"/>
-        </w:trPr>
-        <w:tc>
-          <w:tcPr>
-            <w:cnfStyle w:val="001000000000" w:firstRow="0" w:lastRow="0" w:firstColumn="1" w:lastColumn="0" w:oddVBand="0" w:evenVBand="0" w:oddHBand="0" w:evenHBand="0" w:firstRowFirstColumn="0" w:firstRowLastColumn="0" w:lastRowFirstColumn="0" w:lastRowLastColumn="0"/>
-            <w:tcW w:w="0" w:type="auto"/>
-            <w:hideMark/>
-          </w:tcPr>
-          <w:p>
-            <w:pPr>
-              <w:spacing w:after="200" w:line="276" w:lineRule="auto"/>
-            </w:pPr>
-            <w:r>
-              <w:t>Координаты приёмника</w:t>
-            </w:r>
-          </w:p>
-        </w:tc>
-        <w:tc>
-          <w:tcPr>
-            <w:tcW w:w="0" w:type="auto"/>
-            <w:hideMark/>
-          </w:tcPr>
-          <w:p>
-            <w:pPr>
-              <w:spacing w:after="200" w:line="276" w:lineRule="auto"/>
-              <w:cnfStyle w:val="000000100000" w:firstRow="0" w:lastRow="0" w:firstColumn="0" w:lastColumn="0" w:oddVBand="0" w:evenVBand="0" w:oddHBand="1" w:evenHBand="0" w:firstRowFirstColumn="0" w:firstRowLastColumn="0" w:lastRowFirstColumn="0" w:lastRowLastColumn="0"/>
-            </w:pPr>
-            <w:r>
-              <w:t>60.007115, 30.391309</w:t>
-            </w:r>
-          </w:p>
-        </w:tc>
-      </w:tr>
-      <w:tr>
-        <w:tc>
-          <w:tcPr>
-            <w:cnfStyle w:val="001000000000" w:firstRow="0" w:lastRow="0" w:firstColumn="1" w:lastColumn="0" w:oddVBand="0" w:evenVBand="0" w:oddHBand="0" w:evenHBand="0" w:firstRowFirstColumn="0" w:firstRowLastColumn="0" w:lastRowFirstColumn="0" w:lastRowLastColumn="0"/>
-            <w:tcW w:w="0" w:type="auto"/>
-            <w:hideMark/>
-          </w:tcPr>
-          <w:p>
-            <w:pPr>
-              <w:spacing w:after="200" w:line="276" w:lineRule="auto"/>
-              <w:rPr>
-                <w:lang w:val="en-US"/>
-              </w:rPr>
-            </w:pPr>
-            <w:r>
-              <w:t>Расстояние до вышки</w:t>
-            </w:r>
-          </w:p>
-        </w:tc>
-        <w:tc>
-          <w:tcPr>
-            <w:tcW w:w="0" w:type="auto"/>
-            <w:hideMark/>
-          </w:tcPr>
-          <w:p>
-            <w:pPr>
-              <w:spacing w:after="200" w:line="276" w:lineRule="auto"/>
-              <w:cnfStyle w:val="000000000000" w:firstRow="0" w:lastRow="0" w:firstColumn="0" w:lastColumn="0" w:oddVBand="0" w:evenVBand="0" w:oddHBand="0" w:evenHBand="0" w:firstRowFirstColumn="0" w:firstRowLastColumn="0" w:lastRowFirstColumn="0" w:lastRowLastColumn="0"/>
-            </w:pPr>
-            <w:r>
-              <w:t>1,42 км = 1420 м</w:t>
-            </w:r>
-          </w:p>
-        </w:tc>
-      </w:tr>
-    </w:tbl>
-    <w:p/>
-    <w:p>
-      <w:r>
-        <w:br w:type="page"/>
-      </w:r>
-    </w:p>
-    <w:p/>
-    <w:p>
-      <w:pPr>
-        <w:pStyle w:val="Heading1"/>
-      </w:pPr>
-      <w:r>
-        <w:t>2. Расчёт ожидаемой мощности сигнала</w:t>
-      </w:r>
-    </w:p>
-    <w:p>
-      <w:pPr>
-        <w:rPr>
-          <w:b/>
-          <w:bCs/>
-        </w:rPr>
-      </w:pPr>
-      <w:r>
-        <w:rPr>
-          <w:b/>
-          <w:bCs/>
-        </w:rPr>
-        <w:t>2.1. Исходные данные</w:t>
-      </w:r>
-    </w:p>
-    <w:p>
-      <w:pPr>
-        <w:numPr>
-          <w:ilvl w:val="0"/>
-          <w:numId w:val="3"/>
-        </w:numPr>
-      </w:pPr>
-      <w:r>
-        <w:t>Мощность передатчика базовой станции: Pt=43</w:t>
-      </w:r>
-      <w:r>
-        <w:rPr>
-          <w:i/>
-          <w:iCs/>
-        </w:rPr>
-        <w:t>Pt</w:t>
-      </w:r>
-      <w:r>
-        <w:rPr>
-          <w:rFonts w:ascii="Arial" w:hAnsi="Arial" w:cs="Arial"/>
-        </w:rPr>
-        <w:t>​</w:t>
-      </w:r>
-      <w:r>
-        <w:t>=43 дБм.</w:t>
-      </w:r>
-    </w:p>
-    <w:p>
-      <w:pPr>
-        <w:numPr>
-          <w:ilvl w:val="0"/>
-          <w:numId w:val="3"/>
-        </w:numPr>
-      </w:pPr>
-      <w:r>
-        <w:t>Коэффициент усиления антенны БС: Gt=15</w:t>
-      </w:r>
-      <w:r>
-        <w:rPr>
-          <w:i/>
-          <w:iCs/>
-        </w:rPr>
-        <w:t>Gt</w:t>
-      </w:r>
-      <w:r>
-        <w:rPr>
-          <w:rFonts w:ascii="Arial" w:hAnsi="Arial" w:cs="Arial"/>
-        </w:rPr>
-        <w:t>​</w:t>
-      </w:r>
-      <w:r>
-        <w:t>=15 дБ.</w:t>
-      </w:r>
-    </w:p>
-    <w:p>
-      <w:pPr>
-        <w:numPr>
-          <w:ilvl w:val="0"/>
-          <w:numId w:val="3"/>
-        </w:numPr>
-      </w:pPr>
-      <w:r>
-        <w:t>Коэффициент усиления антенны телефона: Gr=0</w:t>
-      </w:r>
-      <w:r>
-        <w:rPr>
-          <w:i/>
-          <w:iCs/>
-        </w:rPr>
-        <w:t>Gr</w:t>
-      </w:r>
-      <w:r>
-        <w:rPr>
-          <w:rFonts w:ascii="Arial" w:hAnsi="Arial" w:cs="Arial"/>
-        </w:rPr>
-        <w:t>​</w:t>
-      </w:r>
-      <w:r>
-        <w:t>=0 дБ.</w:t>
-      </w:r>
-    </w:p>
-    <w:p>
-      <w:pPr>
-        <w:numPr>
-          <w:ilvl w:val="0"/>
-          <w:numId w:val="3"/>
-        </w:numPr>
-      </w:pPr>
-      <w:r>
-        <w:t>Расстояние до вышки: d=1420</w:t>
-      </w:r>
-      <w:r>
-        <w:rPr>
-          <w:i/>
-          <w:iCs/>
-        </w:rPr>
-        <w:t>d</w:t>
-      </w:r>
-      <w:r>
-        <w:t>=1420 м.</w:t>
-      </w:r>
-    </w:p>
-    <w:p>
-      <w:pPr>
-        <w:numPr>
-          <w:ilvl w:val="0"/>
-          <w:numId w:val="3"/>
-        </w:numPr>
-      </w:pPr>
-      <w:r>
-        <w:t>Высота терминала пользователя: hUT=1.5</w:t>
-      </w:r>
-      <w:r>
-        <w:rPr>
-          <w:i/>
-          <w:iCs/>
-        </w:rPr>
-        <w:t>hUT</w:t>
-      </w:r>
-      <w:r>
-        <w:rPr>
-          <w:rFonts w:ascii="Arial" w:hAnsi="Arial" w:cs="Arial"/>
-        </w:rPr>
-        <w:t>​</w:t>
-      </w:r>
-      <w:r>
-        <w:t>=1.5 м.</w:t>
-      </w:r>
-    </w:p>
-    <w:p>
-      <w:pPr>
-        <w:rPr>
-          <w:b/>
-          <w:bCs/>
-        </w:rPr>
-      </w:pPr>
-      <w:r>
-        <w:rPr>
-          <w:b/>
-          <w:bCs/>
-        </w:rPr>
-        <w:t>2.2. Расчёт для 4G (LTE, Band 7, 2600 МГц)</w:t>
-      </w:r>
-    </w:p>
-    <w:p>
-      <w:pPr>
-        <w:rPr>
-          <w:lang w:val="en-US"/>
-        </w:rPr>
-      </w:pPr>
-      <w:r>
-        <w:t>Используем модель </w:t>
-      </w:r>
-      <w:r>
-        <w:rPr>
-          <w:b/>
-          <w:bCs/>
-        </w:rPr>
-        <w:t>3D-UMi-NLOS</w:t>
-      </w:r>
-      <w:r>
-        <w:t> (городская застройка, отсутствие прямой видимости):</w:t>
-      </w:r>
-    </w:p>
-    <w:p>
-      <w:pPr>
-        <w:rPr>
-          <w:lang w:val="en-US"/>
-        </w:rPr>
-      </w:pPr>
-    </w:p>
-    <w:p>
-      <w:r>
-        <w:t>Ожидаемая мощность на входе приёмника:</w:t>
-      </w:r>
-    </w:p>
-    <w:p>
-      <w:pPr>
-        <w:rPr>
-          <w:lang w:val="en-US"/>
-        </w:rPr>
-      </w:pPr>
-      <w:r>
-        <w:t>Pr=Pt−PL=43−149.2=−106.2 дБм</w:t>
-      </w:r>
-    </w:p>
-    <w:p>
-      <w:r>
-        <w:rPr>
-          <w:b/>
-          <w:bCs/>
-        </w:rPr>
-        <w:t>Сравнение с измерением:</w:t>
-      </w:r>
-      <w:r>
-        <w:t> RSRP = −107 дБм (измерено), −106.2 дБм (расчёт). Расхождение ~0.8 дБ.</w:t>
-      </w:r>
-    </w:p>
-    <w:p>
-      <w:pPr>
-        <w:rPr>
-          <w:b/>
-          <w:bCs/>
-        </w:rPr>
-      </w:pPr>
-      <w:r>
-        <w:rPr>
-          <w:b/>
-          <w:bCs/>
-        </w:rPr>
-        <w:t>2.3. Расчёт для 3G (UMTS, 2100 МГц)</w:t>
-      </w:r>
-    </w:p>
-    <w:p>
-      <w:r>
-        <w:t>модель </w:t>
-      </w:r>
-      <w:r>
-        <w:rPr>
-          <w:b/>
-          <w:bCs/>
-        </w:rPr>
-        <w:t>ITU M.1225 для пешеходной среды</w:t>
-      </w:r>
-      <w:r>
-        <w:t> (формула 1.17):</w:t>
-      </w:r>
-    </w:p>
-    <w:p>
-      <w:r>
-        <w:rPr>
-          <w:b/>
-          <w:bCs/>
-        </w:rPr>
-        <w:t>Сравнение с измерением:</w:t>
-      </w:r>
-      <w:r>
-        <w:t> RSSI = −46…−50 дБм (измерено), −111.7 дБм (расчёт).</w:t>
-      </w:r>
-    </w:p>
-    <w:p>
-      <w:r>
-        <w:t>Расхождение объясняется тем, что RSSI в 3G включает суммарную мощность всех сигналов в канале (включая помехи и соседние соты), а модель рассчитывает мощность полезного сигнала одной соты. Для корректного сравнения необходим параметр RSCP, который приложение не отображает.</w:t>
-      </w:r>
-    </w:p>
-    <w:p>
-      <w:pPr>
-        <w:rPr>
-          <w:b/>
-          <w:bCs/>
-        </w:rPr>
-      </w:pPr>
-      <w:r>
-        <w:rPr>
-          <w:b/>
-          <w:bCs/>
-        </w:rPr>
-        <w:t>2.4. Расчёт для 2G (GSM, 900 МГц)</w:t>
-      </w:r>
-    </w:p>
-    <w:p>
-      <w:r>
-        <w:t>Используем модель </w:t>
-      </w:r>
-      <w:r>
-        <w:rPr>
-          <w:b/>
-          <w:bCs/>
-        </w:rPr>
-        <w:t>Hata-Okumura</w:t>
-      </w:r>
-      <w:r>
-        <w:t> для средних городов (формулы 1.10–1.11):</w:t>
-      </w:r>
-    </w:p>
-    <w:p>
-      <w:r>
-        <w:t>Принимаем fc=900</w:t>
-      </w:r>
-      <w:r>
-        <w:rPr>
-          <w:i/>
-          <w:iCs/>
-        </w:rPr>
-        <w:t>fc</w:t>
-      </w:r>
-      <w:r>
-        <w:rPr>
-          <w:rFonts w:ascii="Arial" w:hAnsi="Arial" w:cs="Arial"/>
-        </w:rPr>
-        <w:t>​</w:t>
-      </w:r>
-      <w:r>
-        <w:t>=900 МГц, hte=30</w:t>
-      </w:r>
-      <w:r>
-        <w:rPr>
-          <w:i/>
-          <w:iCs/>
-        </w:rPr>
-        <w:t>hte</w:t>
-      </w:r>
-      <w:r>
-        <w:rPr>
-          <w:rFonts w:ascii="Arial" w:hAnsi="Arial" w:cs="Arial"/>
-        </w:rPr>
-        <w:t>​</w:t>
-      </w:r>
-      <w:r>
-        <w:t>=30 м, hre=1.5</w:t>
-      </w:r>
-      <w:r>
-        <w:rPr>
-          <w:i/>
-          <w:iCs/>
-        </w:rPr>
-        <w:t>hre</w:t>
-      </w:r>
-      <w:r>
-        <w:rPr>
-          <w:rFonts w:ascii="Arial" w:hAnsi="Arial" w:cs="Arial"/>
-        </w:rPr>
-        <w:t>​</w:t>
-      </w:r>
-      <w:r>
-        <w:t>=1.5 м.</w:t>
-      </w:r>
-    </w:p>
-    <w:p>
-      <w:r>
-        <w:t>Корректирующий фактор:</w:t>
-      </w:r>
-    </w:p>
-    <w:p>
-      <w:r>
-        <w:rPr>
-          <w:b/>
-          <w:bCs/>
-        </w:rPr>
-        <w:t>Сравнение с измерением:</w:t>
-      </w:r>
-      <w:r>
-        <w:t> RSSI = −95 дБм (измерено), −88.8 дБм (расчёт). Расхождение ~6 дБ — приемлемо, учитывая, что RSSI включает помехи.</w:t>
-      </w:r>
-    </w:p>
-    <w:p/>
-    <w:p>
-      <w:pPr>
-        <w:rPr>
-          <w:b/>
-          <w:bCs/>
-        </w:rPr>
-      </w:pPr>
-      <w:r>
-        <w:rPr>
-          <w:b/>
-          <w:bCs/>
-        </w:rPr>
-        <w:br w:type="page"/>
-      </w:r>
-    </w:p>
-    <w:p>
-      <w:pPr>
-        <w:pStyle w:val="Heading1"/>
-        <w:rPr>
-          <w:lang w:val="en-US"/>
-        </w:rPr>
-      </w:pPr>
-      <w:r>
-        <w:lastRenderedPageBreak/>
-        <w:t>3. Сводная таблица расчётов</w:t>
-      </w:r>
-    </w:p>
-    <w:p>
-      <w:pPr>
-        <w:rPr>
-          <w:lang w:val="en-US"/>
-        </w:rPr>
-      </w:pPr>
-    </w:p>
-    <w:tbl>
-      <w:tblPr>
-        <w:tblStyle w:val="GridTable4-Accent1"/>
-        <w:tblW w:w="0" w:type="auto"/>
-        <w:tblLook w:val="04A0" w:firstRow="1" w:lastRow="0" w:firstColumn="1" w:lastColumn="0" w:noHBand="0" w:noVBand="1"/>
-      </w:tblPr>
-      <w:tblGrid>
-        <w:gridCol w:w="894"/>
-        <w:gridCol w:w="1272"/>
-        <w:gridCol w:w="1749"/>
-        <w:gridCol w:w="1447"/>
-        <w:gridCol w:w="2270"/>
-      </w:tblGrid>
-      <w:tr>
-        <w:trPr>
-          <w:cnfStyle w:val="100000000000" w:firstRow="1" w:lastRow="0" w:firstColumn="0" w:lastColumn="0" w:oddVBand="0" w:evenVBand="0" w:oddHBand="0" w:evenHBand="0" w:firstRowFirstColumn="0" w:firstRowLastColumn="0" w:lastRowFirstColumn="0" w:lastRowLastColumn="0"/>
-        </w:trPr>
-        <w:tc>
-          <w:tcPr>
-            <w:cnfStyle w:val="001000000000" w:firstRow="0" w:lastRow="0" w:firstColumn="1" w:lastColumn="0" w:oddVBand="0" w:evenVBand="0" w:oddHBand="0" w:evenHBand="0" w:firstRowFirstColumn="0" w:firstRowLastColumn="0" w:lastRowFirstColumn="0" w:lastRowLastColumn="0"/>
-            <w:tcW w:w="0" w:type="auto"/>
-            <w:hideMark/>
-          </w:tcPr>
-          <w:p>
-            <w:pPr>
-              <w:spacing w:after="200" w:line="276" w:lineRule="auto"/>
-            </w:pPr>
-            <w:r>
-              <w:t>Режим</w:t>
-            </w:r>
-          </w:p>
-        </w:tc>
-        <w:tc>
-          <w:tcPr>
-            <w:tcW w:w="0" w:type="auto"/>
-            <w:hideMark/>
-          </w:tcPr>
-          <w:p>
-            <w:pPr>
-              <w:spacing w:after="200" w:line="276" w:lineRule="auto"/>
-              <w:cnfStyle w:val="100000000000" w:firstRow="1" w:lastRow="0" w:firstColumn="0" w:lastColumn="0" w:oddVBand="0" w:evenVBand="0" w:oddHBand="0" w:evenHBand="0" w:firstRowFirstColumn="0" w:firstRowLastColumn="0" w:lastRowFirstColumn="0" w:lastRowLastColumn="0"/>
-            </w:pPr>
-            <w:r>
-              <w:t>Параметр</w:t>
-            </w:r>
-          </w:p>
-        </w:tc>
-        <w:tc>
-          <w:tcPr>
-            <w:tcW w:w="0" w:type="auto"/>
-            <w:hideMark/>
-          </w:tcPr>
-          <w:p>
-            <w:pPr>
-              <w:spacing w:after="200" w:line="276" w:lineRule="auto"/>
-              <w:cnfStyle w:val="100000000000" w:firstRow="1" w:lastRow="0" w:firstColumn="0" w:lastColumn="0" w:oddVBand="0" w:evenVBand="0" w:oddHBand="0" w:evenHBand="0" w:firstRowFirstColumn="0" w:firstRowLastColumn="0" w:lastRowFirstColumn="0" w:lastRowLastColumn="0"/>
-            </w:pPr>
-            <w:r>
-              <w:t>Измерено, дБм</w:t>
-            </w:r>
-          </w:p>
-        </w:tc>
-        <w:tc>
-          <w:tcPr>
-            <w:tcW w:w="0" w:type="auto"/>
-            <w:hideMark/>
-          </w:tcPr>
-          <w:p>
-            <w:pPr>
-              <w:spacing w:after="200" w:line="276" w:lineRule="auto"/>
-              <w:cnfStyle w:val="100000000000" w:firstRow="1" w:lastRow="0" w:firstColumn="0" w:lastColumn="0" w:oddVBand="0" w:evenVBand="0" w:oddHBand="0" w:evenHBand="0" w:firstRowFirstColumn="0" w:firstRowLastColumn="0" w:lastRowFirstColumn="0" w:lastRowLastColumn="0"/>
-            </w:pPr>
-            <w:r>
-              <w:t>Расчёт, дБм</w:t>
-            </w:r>
-          </w:p>
-        </w:tc>
-        <w:tc>
-          <w:tcPr>
-            <w:tcW w:w="0" w:type="auto"/>
-            <w:hideMark/>
-          </w:tcPr>
-          <w:p>
-            <w:pPr>
-              <w:spacing w:after="200" w:line="276" w:lineRule="auto"/>
-              <w:cnfStyle w:val="100000000000" w:firstRow="1" w:lastRow="0" w:firstColumn="0" w:lastColumn="0" w:oddVBand="0" w:evenVBand="0" w:oddHBand="0" w:evenHBand="0" w:firstRowFirstColumn="0" w:firstRowLastColumn="0" w:lastRowFirstColumn="0" w:lastRowLastColumn="0"/>
-            </w:pPr>
-            <w:r>
-              <w:t>Расхождение, дБ</w:t>
-            </w:r>
-          </w:p>
-        </w:tc>
-      </w:tr>
-      <w:tr>
-        <w:trPr>
-          <w:cnfStyle w:val="000000100000" w:firstRow="0" w:lastRow="0" w:firstColumn="0" w:lastColumn="0" w:oddVBand="0" w:evenVBand="0" w:oddHBand="1" w:evenHBand="0" w:firstRowFirstColumn="0" w:firstRowLastColumn="0" w:lastRowFirstColumn="0" w:lastRowLastColumn="0"/>
-        </w:trPr>
-        <w:tc>
-          <w:tcPr>
-            <w:cnfStyle w:val="001000000000" w:firstRow="0" w:lastRow="0" w:firstColumn="1" w:lastColumn="0" w:oddVBand="0" w:evenVBand="0" w:oddHBand="0" w:evenHBand="0" w:firstRowFirstColumn="0" w:firstRowLastColumn="0" w:lastRowFirstColumn="0" w:lastRowLastColumn="0"/>
-            <w:tcW w:w="0" w:type="auto"/>
-            <w:hideMark/>
-          </w:tcPr>
-          <w:p>
-            <w:pPr>
-              <w:spacing w:after="200" w:line="276" w:lineRule="auto"/>
-            </w:pPr>
-            <w:r>
-              <w:t>2G</w:t>
-            </w:r>
-          </w:p>
-        </w:tc>
-        <w:tc>
-          <w:tcPr>
-            <w:tcW w:w="0" w:type="auto"/>
-            <w:hideMark/>
-          </w:tcPr>
-          <w:p>
-            <w:pPr>
-              <w:spacing w:after="200" w:line="276" w:lineRule="auto"/>
-              <w:cnfStyle w:val="000000100000" w:firstRow="0" w:lastRow="0" w:firstColumn="0" w:lastColumn="0" w:oddVBand="0" w:evenVBand="0" w:oddHBand="1" w:evenHBand="0" w:firstRowFirstColumn="0" w:firstRowLastColumn="0" w:lastRowFirstColumn="0" w:lastRowLastColumn="0"/>
-            </w:pPr>
-            <w:r>
-              <w:t>RSSI</w:t>
-            </w:r>
-          </w:p>
-        </w:tc>
-        <w:tc>
-          <w:tcPr>
-            <w:tcW w:w="0" w:type="auto"/>
-            <w:hideMark/>
-          </w:tcPr>
-          <w:p>
-            <w:pPr>
-              <w:spacing w:after="200" w:line="276" w:lineRule="auto"/>
-              <w:cnfStyle w:val="000000100000" w:firstRow="0" w:lastRow="0" w:firstColumn="0" w:lastColumn="0" w:oddVBand="0" w:evenVBand="0" w:oddHBand="1" w:evenHBand="0" w:firstRowFirstColumn="0" w:firstRowLastColumn="0" w:lastRowFirstColumn="0" w:lastRowLastColumn="0"/>
-            </w:pPr>
-            <w:r>
-              <w:t>−95</w:t>
-            </w:r>
-          </w:p>
-        </w:tc>
-        <w:tc>
-          <w:tcPr>
-            <w:tcW w:w="0" w:type="auto"/>
-            <w:hideMark/>
-          </w:tcPr>
-          <w:p>
-            <w:pPr>
-              <w:spacing w:after="200" w:line="276" w:lineRule="auto"/>
-              <w:cnfStyle w:val="000000100000" w:firstRow="0" w:lastRow="0" w:firstColumn="0" w:lastColumn="0" w:oddVBand="0" w:evenVBand="0" w:oddHBand="1" w:evenHBand="0" w:firstRowFirstColumn="0" w:firstRowLastColumn="0" w:lastRowFirstColumn="0" w:lastRowLastColumn="0"/>
-            </w:pPr>
-            <w:r>
-              <w:t>−88.8</w:t>
-            </w:r>
-          </w:p>
-        </w:tc>
-        <w:tc>
-          <w:tcPr>
-            <w:tcW w:w="0" w:type="auto"/>
-            <w:hideMark/>
-          </w:tcPr>
-          <w:p>
-            <w:pPr>
-              <w:spacing w:after="200" w:line="276" w:lineRule="auto"/>
-              <w:cnfStyle w:val="000000100000" w:firstRow="0" w:lastRow="0" w:firstColumn="0" w:lastColumn="0" w:oddVBand="0" w:evenVBand="0" w:oddHBand="1" w:evenHBand="0" w:firstRowFirstColumn="0" w:firstRowLastColumn="0" w:lastRowFirstColumn="0" w:lastRowLastColumn="0"/>
-            </w:pPr>
-            <w:r>
-              <w:t>6.2</w:t>
+              <w:t>~41%</w:t>
             </w:r>
           </w:p>
         </w:tc>
@@ -1541,7 +1737,7 @@
               <w:spacing w:after="200" w:line="276" w:lineRule="auto"/>
             </w:pPr>
             <w:r>
-              <w:t>3G</w:t>
+              <w:t>Wi-Fi</w:t>
             </w:r>
           </w:p>
         </w:tc>
@@ -1556,7 +1752,7 @@
               <w:cnfStyle w:val="000000000000" w:firstRow="0" w:lastRow="0" w:firstColumn="0" w:lastColumn="0" w:oddVBand="0" w:evenVBand="0" w:oddHBand="0" w:evenHBand="0" w:firstRowFirstColumn="0" w:firstRowLastColumn="0" w:lastRowFirstColumn="0" w:lastRowLastColumn="0"/>
             </w:pPr>
             <w:r>
-              <w:t>RSSI</w:t>
+              <w:t>−34.3</w:t>
             </w:r>
           </w:p>
         </w:tc>
@@ -1571,7 +1767,7 @@
               <w:cnfStyle w:val="000000000000" w:firstRow="0" w:lastRow="0" w:firstColumn="0" w:lastColumn="0" w:oddVBand="0" w:evenVBand="0" w:oddHBand="0" w:evenHBand="0" w:firstRowFirstColumn="0" w:firstRowLastColumn="0" w:lastRowFirstColumn="0" w:lastRowLastColumn="0"/>
             </w:pPr>
             <w:r>
-              <w:t>−46…−50</w:t>
+              <w:t>5</w:t>
             </w:r>
           </w:p>
         </w:tc>
@@ -1586,258 +1782,12 @@
               <w:cnfStyle w:val="000000000000" w:firstRow="0" w:lastRow="0" w:firstColumn="0" w:lastColumn="0" w:oddVBand="0" w:evenVBand="0" w:oddHBand="0" w:evenHBand="0" w:firstRowFirstColumn="0" w:firstRowLastColumn="0" w:lastRowFirstColumn="0" w:lastRowLastColumn="0"/>
             </w:pPr>
             <w:r>
-              <w:t>−111.7</w:t>
-            </w:r>
-          </w:p>
-        </w:tc>
-        <w:tc>
-          <w:tcPr>
-            <w:tcW w:w="0" w:type="auto"/>
-            <w:hideMark/>
-          </w:tcPr>
-          <w:p>
-            <w:pPr>
-              <w:spacing w:after="200" w:line="276" w:lineRule="auto"/>
-              <w:cnfStyle w:val="000000000000" w:firstRow="0" w:lastRow="0" w:firstColumn="0" w:lastColumn="0" w:oddVBand="0" w:evenVBand="0" w:oddHBand="0" w:evenHBand="0" w:firstRowFirstColumn="0" w:firstRowLastColumn="0" w:lastRowFirstColumn="0" w:lastRowLastColumn="0"/>
-            </w:pPr>
-            <w:r>
-              <w:t>&gt;60 (см. пояснение)</w:t>
-            </w:r>
-          </w:p>
-        </w:tc>
-      </w:tr>
-      <w:tr>
-        <w:trPr>
-          <w:cnfStyle w:val="000000100000" w:firstRow="0" w:lastRow="0" w:firstColumn="0" w:lastColumn="0" w:oddVBand="0" w:evenVBand="0" w:oddHBand="1" w:evenHBand="0" w:firstRowFirstColumn="0" w:firstRowLastColumn="0" w:lastRowFirstColumn="0" w:lastRowLastColumn="0"/>
-        </w:trPr>
-        <w:tc>
-          <w:tcPr>
-            <w:cnfStyle w:val="001000000000" w:firstRow="0" w:lastRow="0" w:firstColumn="1" w:lastColumn="0" w:oddVBand="0" w:evenVBand="0" w:oddHBand="0" w:evenHBand="0" w:firstRowFirstColumn="0" w:firstRowLastColumn="0" w:lastRowFirstColumn="0" w:lastRowLastColumn="0"/>
-            <w:tcW w:w="0" w:type="auto"/>
-            <w:hideMark/>
-          </w:tcPr>
-          <w:p>
-            <w:pPr>
-              <w:spacing w:after="200" w:line="276" w:lineRule="auto"/>
-            </w:pPr>
-            <w:r>
-              <w:t>4G</w:t>
-            </w:r>
-          </w:p>
-        </w:tc>
-        <w:tc>
-          <w:tcPr>
-            <w:tcW w:w="0" w:type="auto"/>
-            <w:hideMark/>
-          </w:tcPr>
-          <w:p>
-            <w:pPr>
-              <w:spacing w:after="200" w:line="276" w:lineRule="auto"/>
-              <w:cnfStyle w:val="000000100000" w:firstRow="0" w:lastRow="0" w:firstColumn="0" w:lastColumn="0" w:oddVBand="0" w:evenVBand="0" w:oddHBand="1" w:evenHBand="0" w:firstRowFirstColumn="0" w:firstRowLastColumn="0" w:lastRowFirstColumn="0" w:lastRowLastColumn="0"/>
-            </w:pPr>
-            <w:r>
-              <w:t>RSRP</w:t>
-            </w:r>
-          </w:p>
-        </w:tc>
-        <w:tc>
-          <w:tcPr>
-            <w:tcW w:w="0" w:type="auto"/>
-            <w:hideMark/>
-          </w:tcPr>
-          <w:p>
-            <w:pPr>
-              <w:spacing w:after="200" w:line="276" w:lineRule="auto"/>
-              <w:cnfStyle w:val="000000100000" w:firstRow="0" w:lastRow="0" w:firstColumn="0" w:lastColumn="0" w:oddVBand="0" w:evenVBand="0" w:oddHBand="1" w:evenHBand="0" w:firstRowFirstColumn="0" w:firstRowLastColumn="0" w:lastRowFirstColumn="0" w:lastRowLastColumn="0"/>
-            </w:pPr>
-            <w:r>
-              <w:t>−107</w:t>
-            </w:r>
-          </w:p>
-        </w:tc>
-        <w:tc>
-          <w:tcPr>
-            <w:tcW w:w="0" w:type="auto"/>
-            <w:hideMark/>
-          </w:tcPr>
-          <w:p>
-            <w:pPr>
-              <w:spacing w:after="200" w:line="276" w:lineRule="auto"/>
-              <w:cnfStyle w:val="000000100000" w:firstRow="0" w:lastRow="0" w:firstColumn="0" w:lastColumn="0" w:oddVBand="0" w:evenVBand="0" w:oddHBand="1" w:evenHBand="0" w:firstRowFirstColumn="0" w:firstRowLastColumn="0" w:lastRowFirstColumn="0" w:lastRowLastColumn="0"/>
-            </w:pPr>
-            <w:r>
-              <w:t>−106.2</w:t>
-            </w:r>
-          </w:p>
-        </w:tc>
-        <w:tc>
-          <w:tcPr>
-            <w:tcW w:w="0" w:type="auto"/>
-            <w:hideMark/>
-          </w:tcPr>
-          <w:p>
-            <w:pPr>
-              <w:spacing w:after="200" w:line="276" w:lineRule="auto"/>
-              <w:cnfStyle w:val="000000100000" w:firstRow="0" w:lastRow="0" w:firstColumn="0" w:lastColumn="0" w:oddVBand="0" w:evenVBand="0" w:oddHBand="1" w:evenHBand="0" w:firstRowFirstColumn="0" w:firstRowLastColumn="0" w:lastRowFirstColumn="0" w:lastRowLastColumn="0"/>
-            </w:pPr>
-            <w:r>
-              <w:t>0.8</w:t>
+              <w:t>~100%</w:t>
             </w:r>
           </w:p>
         </w:tc>
       </w:tr>
     </w:tbl>
-    <w:p/>
-    <w:p>
-      <w:pPr>
-        <w:pStyle w:val="Heading1"/>
-      </w:pPr>
-      <w:r>
-        <w:t>4. Расчёт вероятности уверенного приёма</w:t>
-      </w:r>
-    </w:p>
-    <w:p>
-      <w:r>
-        <w:t>Условие уверенного приёма: Pr&gt;−100</w:t>
-      </w:r>
-      <w:r>
-        <w:rPr>
-          <w:i/>
-          <w:iCs/>
-        </w:rPr>
-        <w:t>Pr</w:t>
-      </w:r>
-      <w:r>
-        <w:rPr>
-          <w:rFonts w:ascii="Arial" w:hAnsi="Arial" w:cs="Arial"/>
-        </w:rPr>
-        <w:t>​</w:t>
-      </w:r>
-      <w:r>
-        <w:t>&gt;−100 дБм.</w:t>
-      </w:r>
-    </w:p>
-    <w:p>
-      <w:r>
-        <w:t>Вероятность рассчитывается через Q-функцию:</w:t>
-      </w:r>
-    </w:p>
-    <w:p>
-      <w:r>
-        <w:t>P(Pr&gt;−100)=Q(−100−Prˉσ)</w:t>
-      </w:r>
-      <w:r>
-        <w:rPr>
-          <w:i/>
-          <w:iCs/>
-        </w:rPr>
-        <w:t>P</w:t>
-      </w:r>
-      <w:r>
-        <w:t>(</w:t>
-      </w:r>
-      <w:r>
-        <w:rPr>
-          <w:i/>
-          <w:iCs/>
-        </w:rPr>
-        <w:t>Pr</w:t>
-      </w:r>
-      <w:r>
-        <w:rPr>
-          <w:rFonts w:ascii="Arial" w:hAnsi="Arial" w:cs="Arial"/>
-        </w:rPr>
-        <w:t>​</w:t>
-      </w:r>
-      <w:r>
-        <w:t>&gt;−100)=</w:t>
-      </w:r>
-      <w:r>
-        <w:rPr>
-          <w:i/>
-          <w:iCs/>
-        </w:rPr>
-        <w:t>Q</w:t>
-      </w:r>
-      <w:r>
-        <w:t>(</w:t>
-      </w:r>
-      <w:r>
-        <w:rPr>
-          <w:i/>
-          <w:iCs/>
-        </w:rPr>
-        <w:t>σ</w:t>
-      </w:r>
-      <w:r>
-        <w:t>−100−</w:t>
-      </w:r>
-      <w:r>
-        <w:rPr>
-          <w:i/>
-          <w:iCs/>
-        </w:rPr>
-        <w:t>Pr</w:t>
-      </w:r>
-      <w:r>
-        <w:rPr>
-          <w:rFonts w:ascii="Arial" w:hAnsi="Arial" w:cs="Arial"/>
-        </w:rPr>
-        <w:t>​</w:t>
-      </w:r>
-      <w:r>
-        <w:t>ˉ</w:t>
-      </w:r>
-      <w:r>
-        <w:rPr>
-          <w:rFonts w:ascii="Arial" w:hAnsi="Arial" w:cs="Arial"/>
-        </w:rPr>
-        <w:t>​​</w:t>
-      </w:r>
-      <w:r>
-        <w:t>)</w:t>
-      </w:r>
-    </w:p>
-    <w:p>
-      <w:r>
-        <w:t>где Prˉ</w:t>
-      </w:r>
-      <w:r>
-        <w:rPr>
-          <w:i/>
-          <w:iCs/>
-        </w:rPr>
-        <w:t>Pr</w:t>
-      </w:r>
-      <w:r>
-        <w:rPr>
-          <w:rFonts w:ascii="Arial" w:hAnsi="Arial" w:cs="Arial"/>
-        </w:rPr>
-        <w:t>​</w:t>
-      </w:r>
-      <w:r>
-        <w:t>ˉ</w:t>
-      </w:r>
-      <w:r>
-        <w:rPr>
-          <w:rFonts w:ascii="Arial" w:hAnsi="Arial" w:cs="Arial"/>
-        </w:rPr>
-        <w:t>​</w:t>
-      </w:r>
-      <w:r>
-        <w:t> — среднее значение мощности, σ</w:t>
-      </w:r>
-      <w:r>
-        <w:rPr>
-          <w:i/>
-          <w:iCs/>
-        </w:rPr>
-        <w:t>σ</w:t>
-      </w:r>
-      <w:r>
-        <w:t> — стандартное отклонение (из модели).</w:t>
-      </w:r>
-    </w:p>
     <w:p>
       <w:pPr>
         <w:rPr>
@@ -1845,302 +1795,19 @@
           <w:bCs/>
         </w:rPr>
       </w:pPr>
-      <w:r>
+    </w:p>
+    <w:p>
+      <w:pPr>
         <w:rPr>
           <w:b/>
           <w:bCs/>
         </w:rPr>
-        <w:t>4.1. Для 4G (σ = 6 дБ, NLOS)</w:t>
-      </w:r>
-    </w:p>
-    <w:p>
-      <w:r>
-        <w:t>P=Q(−100−(−106.2)6)=Q(6.26)=Q(1.03)</w:t>
-      </w:r>
-      <w:r>
-        <w:rPr>
-          <w:i/>
-          <w:iCs/>
-        </w:rPr>
-        <w:t>P</w:t>
-      </w:r>
-      <w:r>
-        <w:t>=</w:t>
-      </w:r>
-      <w:r>
-        <w:rPr>
-          <w:i/>
-          <w:iCs/>
-        </w:rPr>
-        <w:t>Q</w:t>
-      </w:r>
-      <w:r>
-        <w:t>(6−100−(−106.2)</w:t>
-      </w:r>
-      <w:r>
-        <w:rPr>
-          <w:rFonts w:ascii="Arial" w:hAnsi="Arial" w:cs="Arial"/>
-        </w:rPr>
-        <w:t>​</w:t>
-      </w:r>
-      <w:r>
-        <w:t>)=</w:t>
-      </w:r>
-      <w:r>
-        <w:rPr>
-          <w:i/>
-          <w:iCs/>
-        </w:rPr>
-        <w:t>Q</w:t>
-      </w:r>
-      <w:r>
-        <w:t>(66.2</w:t>
-      </w:r>
-      <w:r>
-        <w:rPr>
-          <w:rFonts w:ascii="Arial" w:hAnsi="Arial" w:cs="Arial"/>
-        </w:rPr>
-        <w:t>​</w:t>
-      </w:r>
-      <w:r>
-        <w:t>)=</w:t>
-      </w:r>
-      <w:r>
-        <w:rPr>
-          <w:i/>
-          <w:iCs/>
-        </w:rPr>
-        <w:t>Q</w:t>
-      </w:r>
-      <w:r>
-        <w:t>(1.03)</w:t>
-      </w:r>
-    </w:p>
-    <w:p>
-      <w:r>
-        <w:t>По таблице Q-функции: Q(1.03)≈0.15</w:t>
-      </w:r>
-      <w:r>
-        <w:rPr>
-          <w:i/>
-          <w:iCs/>
-        </w:rPr>
-        <w:t>Q</w:t>
-      </w:r>
-      <w:r>
-        <w:t>(1.03)≈0.15.</w:t>
-      </w:r>
-    </w:p>
-    <w:p>
+      </w:pPr>
       <w:r>
         <w:rPr>
           <w:b/>
           <w:bCs/>
         </w:rPr>
-        <w:t>Вероятность уверенного приёма: ~15%.</w:t>
-      </w:r>
-    </w:p>
-    <w:p>
-      <w:pPr>
-        <w:rPr>
-          <w:b/>
-          <w:bCs/>
-        </w:rPr>
-      </w:pPr>
-      <w:r>
-        <w:rPr>
-          <w:b/>
-          <w:bCs/>
-        </w:rPr>
-        <w:t>4.2. Для 2G (σ = 10 дБ)</w:t>
-      </w:r>
-    </w:p>
-    <w:p>
-      <w:r>
-        <w:t>P=Q(−100−(−88.8)10)=Q(−11.210)=Q(−1.12)≈0.87</w:t>
-      </w:r>
-      <w:r>
-        <w:rPr>
-          <w:i/>
-          <w:iCs/>
-        </w:rPr>
-        <w:t>P</w:t>
-      </w:r>
-      <w:r>
-        <w:t>=</w:t>
-      </w:r>
-      <w:r>
-        <w:rPr>
-          <w:i/>
-          <w:iCs/>
-        </w:rPr>
-        <w:t>Q</w:t>
-      </w:r>
-      <w:r>
-        <w:t>(10−100−(−88.8)</w:t>
-      </w:r>
-      <w:r>
-        <w:rPr>
-          <w:rFonts w:ascii="Arial" w:hAnsi="Arial" w:cs="Arial"/>
-        </w:rPr>
-        <w:t>​</w:t>
-      </w:r>
-      <w:r>
-        <w:t>)=</w:t>
-      </w:r>
-      <w:r>
-        <w:rPr>
-          <w:i/>
-          <w:iCs/>
-        </w:rPr>
-        <w:t>Q</w:t>
-      </w:r>
-      <w:r>
-        <w:t>(10−11.2</w:t>
-      </w:r>
-      <w:r>
-        <w:rPr>
-          <w:rFonts w:ascii="Arial" w:hAnsi="Arial" w:cs="Arial"/>
-        </w:rPr>
-        <w:t>​</w:t>
-      </w:r>
-      <w:r>
-        <w:t>)=</w:t>
-      </w:r>
-      <w:r>
-        <w:rPr>
-          <w:i/>
-          <w:iCs/>
-        </w:rPr>
-        <w:t>Q</w:t>
-      </w:r>
-      <w:r>
-        <w:t>(−1.12)≈0.87</w:t>
-      </w:r>
-    </w:p>
-    <w:p>
-      <w:r>
-        <w:rPr>
-          <w:b/>
-          <w:bCs/>
-        </w:rPr>
-        <w:t>Вероятность уверенного приёма: ~87%.</w:t>
-      </w:r>
-    </w:p>
-    <w:p>
-      <w:pPr>
-        <w:rPr>
-          <w:b/>
-          <w:bCs/>
-        </w:rPr>
-      </w:pPr>
-      <w:r>
-        <w:rPr>
-          <w:b/>
-          <w:bCs/>
-        </w:rPr>
-        <w:t>4.3. Для 3G</w:t>
-      </w:r>
-    </w:p>
-    <w:p>
-      <w:r>
-        <w:t>Из-за несоответствия параметров (RSSI vs RSCP) корректный расчёт вероятности затруднён. Ориентировочно при σ = 12 дБ и Prˉ=−111.7</w:t>
-      </w:r>
-      <w:r>
-        <w:rPr>
-          <w:i/>
-          <w:iCs/>
-        </w:rPr>
-        <w:t>Pr</w:t>
-      </w:r>
-      <w:r>
-        <w:rPr>
-          <w:rFonts w:ascii="Arial" w:hAnsi="Arial" w:cs="Arial"/>
-        </w:rPr>
-        <w:t>​</w:t>
-      </w:r>
-      <w:r>
-        <w:t>ˉ</w:t>
-      </w:r>
-      <w:r>
-        <w:rPr>
-          <w:rFonts w:ascii="Arial" w:hAnsi="Arial" w:cs="Arial"/>
-        </w:rPr>
-        <w:t>​</w:t>
-      </w:r>
-      <w:r>
-        <w:t>=−111.7 дБм:</w:t>
-      </w:r>
-    </w:p>
-    <w:p>
-      <w:r>
-        <w:t>P=Q(−100−(−111.7)12)=Q(0.975)≈0.16</w:t>
-      </w:r>
-      <w:r>
-        <w:rPr>
-          <w:i/>
-          <w:iCs/>
-        </w:rPr>
-        <w:t>P</w:t>
-      </w:r>
-      <w:r>
-        <w:t>=</w:t>
-      </w:r>
-      <w:r>
-        <w:rPr>
-          <w:i/>
-          <w:iCs/>
-        </w:rPr>
-        <w:t>Q</w:t>
-      </w:r>
-      <w:r>
-        <w:t>(12−100−(−111.7)</w:t>
-      </w:r>
-      <w:r>
-        <w:rPr>
-          <w:rFonts w:ascii="Arial" w:hAnsi="Arial" w:cs="Arial"/>
-        </w:rPr>
-        <w:t>​</w:t>
-      </w:r>
-      <w:r>
-        <w:t>)=</w:t>
-      </w:r>
-      <w:r>
-        <w:rPr>
-          <w:i/>
-          <w:iCs/>
-        </w:rPr>
-        <w:t>Q</w:t>
-      </w:r>
-      <w:r>
-        <w:t>(0.975)≈0.16</w:t>
-      </w:r>
-    </w:p>
-    <w:p>
-      <w:r>
-        <w:rPr>
-          <w:b/>
-          <w:bCs/>
-        </w:rPr>
-        <w:t>Вероятность уверенного приёма: ~16%</w:t>
-      </w:r>
-      <w:r>
-        <w:t> (по расчёту, но измеренный RSSI даёт более высокую вероятность).</w:t>
-      </w:r>
-    </w:p>
-    <w:p/>
-    <w:p>
-      <w:pPr>
-        <w:rPr>
-          <w:b/>
-          <w:bCs/>
-        </w:rPr>
-      </w:pPr>
-      <w:r>
-        <w:rPr>
-          <w:b/>
-          <w:bCs/>
-        </w:rPr>
         <w:br w:type="page"/>
       </w:r>
     </w:p>
@@ -2150,106 +1817,65 @@
       </w:pPr>
       <w:r>
         <w:lastRenderedPageBreak/>
-        <w:t>5. Выводы</w:t>
+        <w:t>6. Выводы</w:t>
       </w:r>
     </w:p>
     <w:p>
       <w:pPr>
         <w:numPr>
           <w:ilvl w:val="0"/>
-          <w:numId w:val="4"/>
+          <w:numId w:val="12"/>
         </w:numPr>
       </w:pPr>
       <w:r>
-        <w:rPr>
-          <w:b/>
-          <w:bCs/>
-        </w:rPr>
-        <w:t>Наилучшее совпадение расчёта и измерений</w:t>
-      </w:r>
-      <w:r>
-        <w:t> получено для 4G: расхождение всего 0.8 дБ. Модель 3D-UMi-NLOS хорошо описывает распространение сигнала в городской застройке на частоте 2600 МГц.</w:t>
+        <w:t>Получены значения мощности сигнала для 2G, 3G, 4G и Wi-Fi. Наиболее сильный сигнал — Wi-Fi (−50…−54 дБм) и 3G (−63…−65 дБм), наиболее слабый — 2G (−95 дБм) и 4G (−96…−99 дБм).</w:t>
       </w:r>
     </w:p>
     <w:p>
       <w:pPr>
         <w:numPr>
           <w:ilvl w:val="0"/>
-          <w:numId w:val="4"/>
+          <w:numId w:val="12"/>
         </w:numPr>
       </w:pPr>
       <w:r>
-        <w:rPr>
-          <w:b/>
-          <w:bCs/>
-        </w:rPr>
-        <w:t>Для 2G</w:t>
-      </w:r>
-      <w:r>
-        <w:t> расхождение составило 6.2 дБ, что объясняется включением помех в параметр RSSI.</w:t>
+        <w:t>Модель 3D-UMi-NLOS с учётом затухания в стенах даёт для 4G значение −101.4 дБм, хорошо согласующееся с измеренным RSRP (−96…−99 дБм).</w:t>
       </w:r>
     </w:p>
     <w:p>
       <w:pPr>
         <w:numPr>
           <w:ilvl w:val="0"/>
-          <w:numId w:val="4"/>
+          <w:numId w:val="12"/>
         </w:numPr>
       </w:pPr>
       <w:r>
-        <w:rPr>
-          <w:b/>
-          <w:bCs/>
-        </w:rPr>
-        <w:t>Для 3G</w:t>
-      </w:r>
-      <w:r>
-        <w:t> прямое сравнение невозможно, так как приложение отображает RSSI, а не RSCP. Это ограничение метода измерений.</w:t>
+        <w:t>Для 2G и 3G расхождения объясняются различием физического смысла RSSI и мощности полезного сигнала.</w:t>
       </w:r>
     </w:p>
     <w:p>
       <w:pPr>
         <w:numPr>
           <w:ilvl w:val="0"/>
-          <w:numId w:val="4"/>
+          <w:numId w:val="12"/>
         </w:numPr>
       </w:pPr>
       <w:r>
-        <w:rPr>
-          <w:b/>
-          <w:bCs/>
-        </w:rPr>
-        <w:t>Вероятность уверенного приёма</w:t>
-      </w:r>
-      <w:r>
-        <w:t> для 4G составляет ~15%, что соответствует слабому сигналу (−107 дБм) и условиям плотной городской застройки. Для 2G вероятность выше (~87%) за счёт лучшего проникновения сигнала на низких частотах.</w:t>
+        <w:t>Вероятность уверенного приёма: 2G ~100%, 3G ~94%, 4G ~41%, Wi-Fi ~100%.</w:t>
       </w:r>
     </w:p>
     <w:p>
       <w:pPr>
         <w:numPr>
           <w:ilvl w:val="0"/>
-          <w:numId w:val="4"/>
+          <w:numId w:val="12"/>
         </w:numPr>
       </w:pPr>
       <w:r>
-        <w:rPr>
-          <w:b/>
-          <w:bCs/>
-        </w:rPr>
-        <w:t>Рекомендация:</w:t>
-      </w:r>
-      <w:r>
-        <w:t> для повышения качества связи в данной точке целесообразно использовать диапазон 2G/3G для голосовых вызовов и рассмотреть возможность установки репитера для 4G.</w:t>
-      </w:r>
-    </w:p>
-    <w:p>
-      <w:pPr>
-        <w:rPr>
-          <w:lang w:val="en-US"/>
-        </w:rPr>
-      </w:pPr>
-    </w:p>
+        <w:t>Наименее надёжным оказался канал 4G (Band 7, 2600 МГц) из-за высоких потерь на распространение и затухания в стенах.</w:t>
+      </w:r>
+    </w:p>
+    <w:p/>
     <w:sectPr>
       <w:pgSz w:w="11906" w:h="16838"/>
       <w:pgMar w:top="1134" w:right="850" w:bottom="1134" w:left="1701" w:header="708" w:footer="708" w:gutter="0"/>
@@ -2263,6 +1889,864 @@
 <file path=word/numbering.xml><?xml version="1.0" encoding="utf-8"?>
 <w:numbering xmlns:wpc="http://schemas.microsoft.com/office/word/2010/wordprocessingCanvas" xmlns:cx="http://schemas.microsoft.com/office/drawing/2014/chartex" xmlns:cx1="http://schemas.microsoft.com/office/drawing/2015/9/8/chartex" xmlns:cx2="http://schemas.microsoft.com/office/drawing/2015/10/21/chartex" xmlns:cx3="http://schemas.microsoft.com/office/drawing/2016/5/9/chartex" xmlns:cx4="http://schemas.microsoft.com/office/drawing/2016/5/10/chartex" xmlns:cx5="http://schemas.microsoft.com/office/drawing/2016/5/11/chartex" xmlns:cx6="http://schemas.microsoft.com/office/drawing/2016/5/12/chartex" xmlns:cx7="http://schemas.microsoft.com/office/drawing/2016/5/13/chartex" xmlns:cx8="http://schemas.microsoft.com/office/drawing/2016/5/14/chartex" xmlns:mc="http://schemas.openxmlformats.org/markup-compatibility/2006" xmlns:aink="http://schemas.microsoft.com/office/drawing/2016/ink" xmlns:am3d="http://schemas.microsoft.com/office/drawing/2017/model3d" xmlns:o="urn:schemas-microsoft-com:office:office" xmlns:oel="http://schemas.microsoft.com/office/2019/extlst" xmlns:r="http://schemas.openxmlformats.org/officeDocument/2006/relationships" xmlns:m="http://schemas.openxmlformats.org/officeDocument/2006/math" xmlns:v="urn:schemas-microsoft-com:vml" xmlns:wp14="http://schemas.microsoft.com/office/word/2010/wordprocessingDrawing" xmlns:wp="http://schemas.openxmlformats.org/drawingml/2006/wordprocessingDrawing" xmlns:w10="urn:schemas-microsoft-com:office:word" xmlns:w="http://schemas.openxmlformats.org/wordprocessingml/2006/main" xmlns:w14="http://schemas.microsoft.com/office/word/2010/wordml" xmlns:w15="http://schemas.microsoft.com/office/word/2012/wordml" xmlns:w16cex="http://schemas.microsoft.com/office/word/2018/wordml/cex" xmlns:w16cid="http://schemas.microsoft.com/office/word/2016/wordml/cid" xmlns:w16="http://schemas.microsoft.com/office/word/2018/wordml" xmlns:w16du="http://schemas.microsoft.com/office/word/2023/wordml/word16du" xmlns:w16sdtdh="http://schemas.microsoft.com/office/word/2020/wordml/sdtdatahash" xmlns:w16sdtfl="http://schemas.microsoft.com/office/word/2024/wordml/sdtformatlock" xmlns:w16se="http://schemas.microsoft.com/office/word/2015/wordml/symex" xmlns:wpg="http://schemas.microsoft.com/office/word/2010/wordprocessingGroup" xmlns:wpi="http://schemas.microsoft.com/office/word/2010/wordprocessingInk" xmlns:wne="http://schemas.microsoft.com/office/word/2006/wordml" xmlns:wps="http://schemas.microsoft.com/office/word/2010/wordprocessingShape" mc:Ignorable="w14 w15 w16se w16cid w16 w16cex w16sdtdh w16sdtfl w16du wp14">
   <w:abstractNum w:abstractNumId="0" w15:restartNumberingAfterBreak="0">
+    <w:nsid w:val="0F0018AE"/>
+    <w:multiLevelType w:val="multilevel"/>
+    <w:tmpl w:val="257AFD1C"/>
+    <w:lvl w:ilvl="0">
+      <w:start w:val="1"/>
+      <w:numFmt w:val="bullet"/>
+      <w:lvlText w:val=""/>
+      <w:lvlJc w:val="left"/>
+      <w:pPr>
+        <w:tabs>
+          <w:tab w:val="num" w:pos="720"/>
+        </w:tabs>
+        <w:ind w:left="720" w:hanging="360"/>
+      </w:pPr>
+      <w:rPr>
+        <w:rFonts w:ascii="Symbol" w:hAnsi="Symbol" w:hint="default"/>
+        <w:sz w:val="20"/>
+      </w:rPr>
+    </w:lvl>
+    <w:lvl w:ilvl="1" w:tentative="1">
+      <w:start w:val="1"/>
+      <w:numFmt w:val="bullet"/>
+      <w:lvlText w:val="o"/>
+      <w:lvlJc w:val="left"/>
+      <w:pPr>
+        <w:tabs>
+          <w:tab w:val="num" w:pos="1440"/>
+        </w:tabs>
+        <w:ind w:left="1440" w:hanging="360"/>
+      </w:pPr>
+      <w:rPr>
+        <w:rFonts w:ascii="Courier New" w:hAnsi="Courier New" w:hint="default"/>
+        <w:sz w:val="20"/>
+      </w:rPr>
+    </w:lvl>
+    <w:lvl w:ilvl="2" w:tentative="1">
+      <w:start w:val="1"/>
+      <w:numFmt w:val="bullet"/>
+      <w:lvlText w:val=""/>
+      <w:lvlJc w:val="left"/>
+      <w:pPr>
+        <w:tabs>
+          <w:tab w:val="num" w:pos="2160"/>
+        </w:tabs>
+        <w:ind w:left="2160" w:hanging="360"/>
+      </w:pPr>
+      <w:rPr>
+        <w:rFonts w:ascii="Wingdings" w:hAnsi="Wingdings" w:hint="default"/>
+        <w:sz w:val="20"/>
+      </w:rPr>
+    </w:lvl>
+    <w:lvl w:ilvl="3" w:tentative="1">
+      <w:start w:val="1"/>
+      <w:numFmt w:val="bullet"/>
+      <w:lvlText w:val=""/>
+      <w:lvlJc w:val="left"/>
+      <w:pPr>
+        <w:tabs>
+          <w:tab w:val="num" w:pos="2880"/>
+        </w:tabs>
+        <w:ind w:left="2880" w:hanging="360"/>
+      </w:pPr>
+      <w:rPr>
+        <w:rFonts w:ascii="Wingdings" w:hAnsi="Wingdings" w:hint="default"/>
+        <w:sz w:val="20"/>
+      </w:rPr>
+    </w:lvl>
+    <w:lvl w:ilvl="4" w:tentative="1">
+      <w:start w:val="1"/>
+      <w:numFmt w:val="bullet"/>
+      <w:lvlText w:val=""/>
+      <w:lvlJc w:val="left"/>
+      <w:pPr>
+        <w:tabs>
+          <w:tab w:val="num" w:pos="3600"/>
+        </w:tabs>
+        <w:ind w:left="3600" w:hanging="360"/>
+      </w:pPr>
+      <w:rPr>
+        <w:rFonts w:ascii="Wingdings" w:hAnsi="Wingdings" w:hint="default"/>
+        <w:sz w:val="20"/>
+      </w:rPr>
+    </w:lvl>
+    <w:lvl w:ilvl="5" w:tentative="1">
+      <w:start w:val="1"/>
+      <w:numFmt w:val="bullet"/>
+      <w:lvlText w:val=""/>
+      <w:lvlJc w:val="left"/>
+      <w:pPr>
+        <w:tabs>
+          <w:tab w:val="num" w:pos="4320"/>
+        </w:tabs>
+        <w:ind w:left="4320" w:hanging="360"/>
+      </w:pPr>
+      <w:rPr>
+        <w:rFonts w:ascii="Wingdings" w:hAnsi="Wingdings" w:hint="default"/>
+        <w:sz w:val="20"/>
+      </w:rPr>
+    </w:lvl>
+    <w:lvl w:ilvl="6" w:tentative="1">
+      <w:start w:val="1"/>
+      <w:numFmt w:val="bullet"/>
+      <w:lvlText w:val=""/>
+      <w:lvlJc w:val="left"/>
+      <w:pPr>
+        <w:tabs>
+          <w:tab w:val="num" w:pos="5040"/>
+        </w:tabs>
+        <w:ind w:left="5040" w:hanging="360"/>
+      </w:pPr>
+      <w:rPr>
+        <w:rFonts w:ascii="Wingdings" w:hAnsi="Wingdings" w:hint="default"/>
+        <w:sz w:val="20"/>
+      </w:rPr>
+    </w:lvl>
+    <w:lvl w:ilvl="7" w:tentative="1">
+      <w:start w:val="1"/>
+      <w:numFmt w:val="bullet"/>
+      <w:lvlText w:val=""/>
+      <w:lvlJc w:val="left"/>
+      <w:pPr>
+        <w:tabs>
+          <w:tab w:val="num" w:pos="5760"/>
+        </w:tabs>
+        <w:ind w:left="5760" w:hanging="360"/>
+      </w:pPr>
+      <w:rPr>
+        <w:rFonts w:ascii="Wingdings" w:hAnsi="Wingdings" w:hint="default"/>
+        <w:sz w:val="20"/>
+      </w:rPr>
+    </w:lvl>
+    <w:lvl w:ilvl="8" w:tentative="1">
+      <w:start w:val="1"/>
+      <w:numFmt w:val="bullet"/>
+      <w:lvlText w:val=""/>
+      <w:lvlJc w:val="left"/>
+      <w:pPr>
+        <w:tabs>
+          <w:tab w:val="num" w:pos="6480"/>
+        </w:tabs>
+        <w:ind w:left="6480" w:hanging="360"/>
+      </w:pPr>
+      <w:rPr>
+        <w:rFonts w:ascii="Wingdings" w:hAnsi="Wingdings" w:hint="default"/>
+        <w:sz w:val="20"/>
+      </w:rPr>
+    </w:lvl>
+  </w:abstractNum>
+  <w:abstractNum w:abstractNumId="1" w15:restartNumberingAfterBreak="0">
+    <w:nsid w:val="14D27321"/>
+    <w:multiLevelType w:val="multilevel"/>
+    <w:tmpl w:val="23946F8E"/>
+    <w:lvl w:ilvl="0">
+      <w:start w:val="1"/>
+      <w:numFmt w:val="decimal"/>
+      <w:lvlText w:val="%1."/>
+      <w:lvlJc w:val="left"/>
+      <w:pPr>
+        <w:tabs>
+          <w:tab w:val="num" w:pos="720"/>
+        </w:tabs>
+        <w:ind w:left="720" w:hanging="360"/>
+      </w:pPr>
+    </w:lvl>
+    <w:lvl w:ilvl="1" w:tentative="1">
+      <w:start w:val="1"/>
+      <w:numFmt w:val="decimal"/>
+      <w:lvlText w:val="%2."/>
+      <w:lvlJc w:val="left"/>
+      <w:pPr>
+        <w:tabs>
+          <w:tab w:val="num" w:pos="1440"/>
+        </w:tabs>
+        <w:ind w:left="1440" w:hanging="360"/>
+      </w:pPr>
+    </w:lvl>
+    <w:lvl w:ilvl="2" w:tentative="1">
+      <w:start w:val="1"/>
+      <w:numFmt w:val="decimal"/>
+      <w:lvlText w:val="%3."/>
+      <w:lvlJc w:val="left"/>
+      <w:pPr>
+        <w:tabs>
+          <w:tab w:val="num" w:pos="2160"/>
+        </w:tabs>
+        <w:ind w:left="2160" w:hanging="360"/>
+      </w:pPr>
+    </w:lvl>
+    <w:lvl w:ilvl="3" w:tentative="1">
+      <w:start w:val="1"/>
+      <w:numFmt w:val="decimal"/>
+      <w:lvlText w:val="%4."/>
+      <w:lvlJc w:val="left"/>
+      <w:pPr>
+        <w:tabs>
+          <w:tab w:val="num" w:pos="2880"/>
+        </w:tabs>
+        <w:ind w:left="2880" w:hanging="360"/>
+      </w:pPr>
+    </w:lvl>
+    <w:lvl w:ilvl="4" w:tentative="1">
+      <w:start w:val="1"/>
+      <w:numFmt w:val="decimal"/>
+      <w:lvlText w:val="%5."/>
+      <w:lvlJc w:val="left"/>
+      <w:pPr>
+        <w:tabs>
+          <w:tab w:val="num" w:pos="3600"/>
+        </w:tabs>
+        <w:ind w:left="3600" w:hanging="360"/>
+      </w:pPr>
+    </w:lvl>
+    <w:lvl w:ilvl="5" w:tentative="1">
+      <w:start w:val="1"/>
+      <w:numFmt w:val="decimal"/>
+      <w:lvlText w:val="%6."/>
+      <w:lvlJc w:val="left"/>
+      <w:pPr>
+        <w:tabs>
+          <w:tab w:val="num" w:pos="4320"/>
+        </w:tabs>
+        <w:ind w:left="4320" w:hanging="360"/>
+      </w:pPr>
+    </w:lvl>
+    <w:lvl w:ilvl="6" w:tentative="1">
+      <w:start w:val="1"/>
+      <w:numFmt w:val="decimal"/>
+      <w:lvlText w:val="%7."/>
+      <w:lvlJc w:val="left"/>
+      <w:pPr>
+        <w:tabs>
+          <w:tab w:val="num" w:pos="5040"/>
+        </w:tabs>
+        <w:ind w:left="5040" w:hanging="360"/>
+      </w:pPr>
+    </w:lvl>
+    <w:lvl w:ilvl="7" w:tentative="1">
+      <w:start w:val="1"/>
+      <w:numFmt w:val="decimal"/>
+      <w:lvlText w:val="%8."/>
+      <w:lvlJc w:val="left"/>
+      <w:pPr>
+        <w:tabs>
+          <w:tab w:val="num" w:pos="5760"/>
+        </w:tabs>
+        <w:ind w:left="5760" w:hanging="360"/>
+      </w:pPr>
+    </w:lvl>
+    <w:lvl w:ilvl="8" w:tentative="1">
+      <w:start w:val="1"/>
+      <w:numFmt w:val="decimal"/>
+      <w:lvlText w:val="%9."/>
+      <w:lvlJc w:val="left"/>
+      <w:pPr>
+        <w:tabs>
+          <w:tab w:val="num" w:pos="6480"/>
+        </w:tabs>
+        <w:ind w:left="6480" w:hanging="360"/>
+      </w:pPr>
+    </w:lvl>
+  </w:abstractNum>
+  <w:abstractNum w:abstractNumId="2" w15:restartNumberingAfterBreak="0">
+    <w:nsid w:val="15411664"/>
+    <w:multiLevelType w:val="multilevel"/>
+    <w:tmpl w:val="7FD0BCA8"/>
+    <w:lvl w:ilvl="0">
+      <w:start w:val="1"/>
+      <w:numFmt w:val="bullet"/>
+      <w:lvlText w:val=""/>
+      <w:lvlJc w:val="left"/>
+      <w:pPr>
+        <w:tabs>
+          <w:tab w:val="num" w:pos="720"/>
+        </w:tabs>
+        <w:ind w:left="720" w:hanging="360"/>
+      </w:pPr>
+      <w:rPr>
+        <w:rFonts w:ascii="Symbol" w:hAnsi="Symbol" w:hint="default"/>
+        <w:sz w:val="20"/>
+      </w:rPr>
+    </w:lvl>
+    <w:lvl w:ilvl="1" w:tentative="1">
+      <w:start w:val="1"/>
+      <w:numFmt w:val="bullet"/>
+      <w:lvlText w:val="o"/>
+      <w:lvlJc w:val="left"/>
+      <w:pPr>
+        <w:tabs>
+          <w:tab w:val="num" w:pos="1440"/>
+        </w:tabs>
+        <w:ind w:left="1440" w:hanging="360"/>
+      </w:pPr>
+      <w:rPr>
+        <w:rFonts w:ascii="Courier New" w:hAnsi="Courier New" w:hint="default"/>
+        <w:sz w:val="20"/>
+      </w:rPr>
+    </w:lvl>
+    <w:lvl w:ilvl="2" w:tentative="1">
+      <w:start w:val="1"/>
+      <w:numFmt w:val="bullet"/>
+      <w:lvlText w:val=""/>
+      <w:lvlJc w:val="left"/>
+      <w:pPr>
+        <w:tabs>
+          <w:tab w:val="num" w:pos="2160"/>
+        </w:tabs>
+        <w:ind w:left="2160" w:hanging="360"/>
+      </w:pPr>
+      <w:rPr>
+        <w:rFonts w:ascii="Wingdings" w:hAnsi="Wingdings" w:hint="default"/>
+        <w:sz w:val="20"/>
+      </w:rPr>
+    </w:lvl>
+    <w:lvl w:ilvl="3" w:tentative="1">
+      <w:start w:val="1"/>
+      <w:numFmt w:val="bullet"/>
+      <w:lvlText w:val=""/>
+      <w:lvlJc w:val="left"/>
+      <w:pPr>
+        <w:tabs>
+          <w:tab w:val="num" w:pos="2880"/>
+        </w:tabs>
+        <w:ind w:left="2880" w:hanging="360"/>
+      </w:pPr>
+      <w:rPr>
+        <w:rFonts w:ascii="Wingdings" w:hAnsi="Wingdings" w:hint="default"/>
+        <w:sz w:val="20"/>
+      </w:rPr>
+    </w:lvl>
+    <w:lvl w:ilvl="4" w:tentative="1">
+      <w:start w:val="1"/>
+      <w:numFmt w:val="bullet"/>
+      <w:lvlText w:val=""/>
+      <w:lvlJc w:val="left"/>
+      <w:pPr>
+        <w:tabs>
+          <w:tab w:val="num" w:pos="3600"/>
+        </w:tabs>
+        <w:ind w:left="3600" w:hanging="360"/>
+      </w:pPr>
+      <w:rPr>
+        <w:rFonts w:ascii="Wingdings" w:hAnsi="Wingdings" w:hint="default"/>
+        <w:sz w:val="20"/>
+      </w:rPr>
+    </w:lvl>
+    <w:lvl w:ilvl="5" w:tentative="1">
+      <w:start w:val="1"/>
+      <w:numFmt w:val="bullet"/>
+      <w:lvlText w:val=""/>
+      <w:lvlJc w:val="left"/>
+      <w:pPr>
+        <w:tabs>
+          <w:tab w:val="num" w:pos="4320"/>
+        </w:tabs>
+        <w:ind w:left="4320" w:hanging="360"/>
+      </w:pPr>
+      <w:rPr>
+        <w:rFonts w:ascii="Wingdings" w:hAnsi="Wingdings" w:hint="default"/>
+        <w:sz w:val="20"/>
+      </w:rPr>
+    </w:lvl>
+    <w:lvl w:ilvl="6" w:tentative="1">
+      <w:start w:val="1"/>
+      <w:numFmt w:val="bullet"/>
+      <w:lvlText w:val=""/>
+      <w:lvlJc w:val="left"/>
+      <w:pPr>
+        <w:tabs>
+          <w:tab w:val="num" w:pos="5040"/>
+        </w:tabs>
+        <w:ind w:left="5040" w:hanging="360"/>
+      </w:pPr>
+      <w:rPr>
+        <w:rFonts w:ascii="Wingdings" w:hAnsi="Wingdings" w:hint="default"/>
+        <w:sz w:val="20"/>
+      </w:rPr>
+    </w:lvl>
+    <w:lvl w:ilvl="7" w:tentative="1">
+      <w:start w:val="1"/>
+      <w:numFmt w:val="bullet"/>
+      <w:lvlText w:val=""/>
+      <w:lvlJc w:val="left"/>
+      <w:pPr>
+        <w:tabs>
+          <w:tab w:val="num" w:pos="5760"/>
+        </w:tabs>
+        <w:ind w:left="5760" w:hanging="360"/>
+      </w:pPr>
+      <w:rPr>
+        <w:rFonts w:ascii="Wingdings" w:hAnsi="Wingdings" w:hint="default"/>
+        <w:sz w:val="20"/>
+      </w:rPr>
+    </w:lvl>
+    <w:lvl w:ilvl="8" w:tentative="1">
+      <w:start w:val="1"/>
+      <w:numFmt w:val="bullet"/>
+      <w:lvlText w:val=""/>
+      <w:lvlJc w:val="left"/>
+      <w:pPr>
+        <w:tabs>
+          <w:tab w:val="num" w:pos="6480"/>
+        </w:tabs>
+        <w:ind w:left="6480" w:hanging="360"/>
+      </w:pPr>
+      <w:rPr>
+        <w:rFonts w:ascii="Wingdings" w:hAnsi="Wingdings" w:hint="default"/>
+        <w:sz w:val="20"/>
+      </w:rPr>
+    </w:lvl>
+  </w:abstractNum>
+  <w:abstractNum w:abstractNumId="3" w15:restartNumberingAfterBreak="0">
+    <w:nsid w:val="22D4646A"/>
+    <w:multiLevelType w:val="multilevel"/>
+    <w:tmpl w:val="151C455C"/>
+    <w:lvl w:ilvl="0">
+      <w:start w:val="1"/>
+      <w:numFmt w:val="bullet"/>
+      <w:lvlText w:val=""/>
+      <w:lvlJc w:val="left"/>
+      <w:pPr>
+        <w:tabs>
+          <w:tab w:val="num" w:pos="720"/>
+        </w:tabs>
+        <w:ind w:left="720" w:hanging="360"/>
+      </w:pPr>
+      <w:rPr>
+        <w:rFonts w:ascii="Symbol" w:hAnsi="Symbol" w:hint="default"/>
+        <w:sz w:val="20"/>
+      </w:rPr>
+    </w:lvl>
+    <w:lvl w:ilvl="1" w:tentative="1">
+      <w:start w:val="1"/>
+      <w:numFmt w:val="bullet"/>
+      <w:lvlText w:val="o"/>
+      <w:lvlJc w:val="left"/>
+      <w:pPr>
+        <w:tabs>
+          <w:tab w:val="num" w:pos="1440"/>
+        </w:tabs>
+        <w:ind w:left="1440" w:hanging="360"/>
+      </w:pPr>
+      <w:rPr>
+        <w:rFonts w:ascii="Courier New" w:hAnsi="Courier New" w:hint="default"/>
+        <w:sz w:val="20"/>
+      </w:rPr>
+    </w:lvl>
+    <w:lvl w:ilvl="2" w:tentative="1">
+      <w:start w:val="1"/>
+      <w:numFmt w:val="bullet"/>
+      <w:lvlText w:val=""/>
+      <w:lvlJc w:val="left"/>
+      <w:pPr>
+        <w:tabs>
+          <w:tab w:val="num" w:pos="2160"/>
+        </w:tabs>
+        <w:ind w:left="2160" w:hanging="360"/>
+      </w:pPr>
+      <w:rPr>
+        <w:rFonts w:ascii="Wingdings" w:hAnsi="Wingdings" w:hint="default"/>
+        <w:sz w:val="20"/>
+      </w:rPr>
+    </w:lvl>
+    <w:lvl w:ilvl="3" w:tentative="1">
+      <w:start w:val="1"/>
+      <w:numFmt w:val="bullet"/>
+      <w:lvlText w:val=""/>
+      <w:lvlJc w:val="left"/>
+      <w:pPr>
+        <w:tabs>
+          <w:tab w:val="num" w:pos="2880"/>
+        </w:tabs>
+        <w:ind w:left="2880" w:hanging="360"/>
+      </w:pPr>
+      <w:rPr>
+        <w:rFonts w:ascii="Wingdings" w:hAnsi="Wingdings" w:hint="default"/>
+        <w:sz w:val="20"/>
+      </w:rPr>
+    </w:lvl>
+    <w:lvl w:ilvl="4" w:tentative="1">
+      <w:start w:val="1"/>
+      <w:numFmt w:val="bullet"/>
+      <w:lvlText w:val=""/>
+      <w:lvlJc w:val="left"/>
+      <w:pPr>
+        <w:tabs>
+          <w:tab w:val="num" w:pos="3600"/>
+        </w:tabs>
+        <w:ind w:left="3600" w:hanging="360"/>
+      </w:pPr>
+      <w:rPr>
+        <w:rFonts w:ascii="Wingdings" w:hAnsi="Wingdings" w:hint="default"/>
+        <w:sz w:val="20"/>
+      </w:rPr>
+    </w:lvl>
+    <w:lvl w:ilvl="5" w:tentative="1">
+      <w:start w:val="1"/>
+      <w:numFmt w:val="bullet"/>
+      <w:lvlText w:val=""/>
+      <w:lvlJc w:val="left"/>
+      <w:pPr>
+        <w:tabs>
+          <w:tab w:val="num" w:pos="4320"/>
+        </w:tabs>
+        <w:ind w:left="4320" w:hanging="360"/>
+      </w:pPr>
+      <w:rPr>
+        <w:rFonts w:ascii="Wingdings" w:hAnsi="Wingdings" w:hint="default"/>
+        <w:sz w:val="20"/>
+      </w:rPr>
+    </w:lvl>
+    <w:lvl w:ilvl="6" w:tentative="1">
+      <w:start w:val="1"/>
+      <w:numFmt w:val="bullet"/>
+      <w:lvlText w:val=""/>
+      <w:lvlJc w:val="left"/>
+      <w:pPr>
+        <w:tabs>
+          <w:tab w:val="num" w:pos="5040"/>
+        </w:tabs>
+        <w:ind w:left="5040" w:hanging="360"/>
+      </w:pPr>
+      <w:rPr>
+        <w:rFonts w:ascii="Wingdings" w:hAnsi="Wingdings" w:hint="default"/>
+        <w:sz w:val="20"/>
+      </w:rPr>
+    </w:lvl>
+    <w:lvl w:ilvl="7" w:tentative="1">
+      <w:start w:val="1"/>
+      <w:numFmt w:val="bullet"/>
+      <w:lvlText w:val=""/>
+      <w:lvlJc w:val="left"/>
+      <w:pPr>
+        <w:tabs>
+          <w:tab w:val="num" w:pos="5760"/>
+        </w:tabs>
+        <w:ind w:left="5760" w:hanging="360"/>
+      </w:pPr>
+      <w:rPr>
+        <w:rFonts w:ascii="Wingdings" w:hAnsi="Wingdings" w:hint="default"/>
+        <w:sz w:val="20"/>
+      </w:rPr>
+    </w:lvl>
+    <w:lvl w:ilvl="8" w:tentative="1">
+      <w:start w:val="1"/>
+      <w:numFmt w:val="bullet"/>
+      <w:lvlText w:val=""/>
+      <w:lvlJc w:val="left"/>
+      <w:pPr>
+        <w:tabs>
+          <w:tab w:val="num" w:pos="6480"/>
+        </w:tabs>
+        <w:ind w:left="6480" w:hanging="360"/>
+      </w:pPr>
+      <w:rPr>
+        <w:rFonts w:ascii="Wingdings" w:hAnsi="Wingdings" w:hint="default"/>
+        <w:sz w:val="20"/>
+      </w:rPr>
+    </w:lvl>
+  </w:abstractNum>
+  <w:abstractNum w:abstractNumId="4" w15:restartNumberingAfterBreak="0">
+    <w:nsid w:val="275230E5"/>
+    <w:multiLevelType w:val="multilevel"/>
+    <w:tmpl w:val="00D40D62"/>
+    <w:lvl w:ilvl="0">
+      <w:start w:val="1"/>
+      <w:numFmt w:val="bullet"/>
+      <w:lvlText w:val=""/>
+      <w:lvlJc w:val="left"/>
+      <w:pPr>
+        <w:tabs>
+          <w:tab w:val="num" w:pos="720"/>
+        </w:tabs>
+        <w:ind w:left="720" w:hanging="360"/>
+      </w:pPr>
+      <w:rPr>
+        <w:rFonts w:ascii="Symbol" w:hAnsi="Symbol" w:hint="default"/>
+        <w:sz w:val="20"/>
+      </w:rPr>
+    </w:lvl>
+    <w:lvl w:ilvl="1" w:tentative="1">
+      <w:start w:val="1"/>
+      <w:numFmt w:val="bullet"/>
+      <w:lvlText w:val="o"/>
+      <w:lvlJc w:val="left"/>
+      <w:pPr>
+        <w:tabs>
+          <w:tab w:val="num" w:pos="1440"/>
+        </w:tabs>
+        <w:ind w:left="1440" w:hanging="360"/>
+      </w:pPr>
+      <w:rPr>
+        <w:rFonts w:ascii="Courier New" w:hAnsi="Courier New" w:hint="default"/>
+        <w:sz w:val="20"/>
+      </w:rPr>
+    </w:lvl>
+    <w:lvl w:ilvl="2" w:tentative="1">
+      <w:start w:val="1"/>
+      <w:numFmt w:val="bullet"/>
+      <w:lvlText w:val=""/>
+      <w:lvlJc w:val="left"/>
+      <w:pPr>
+        <w:tabs>
+          <w:tab w:val="num" w:pos="2160"/>
+        </w:tabs>
+        <w:ind w:left="2160" w:hanging="360"/>
+      </w:pPr>
+      <w:rPr>
+        <w:rFonts w:ascii="Wingdings" w:hAnsi="Wingdings" w:hint="default"/>
+        <w:sz w:val="20"/>
+      </w:rPr>
+    </w:lvl>
+    <w:lvl w:ilvl="3" w:tentative="1">
+      <w:start w:val="1"/>
+      <w:numFmt w:val="bullet"/>
+      <w:lvlText w:val=""/>
+      <w:lvlJc w:val="left"/>
+      <w:pPr>
+        <w:tabs>
+          <w:tab w:val="num" w:pos="2880"/>
+        </w:tabs>
+        <w:ind w:left="2880" w:hanging="360"/>
+      </w:pPr>
+      <w:rPr>
+        <w:rFonts w:ascii="Wingdings" w:hAnsi="Wingdings" w:hint="default"/>
+        <w:sz w:val="20"/>
+      </w:rPr>
+    </w:lvl>
+    <w:lvl w:ilvl="4" w:tentative="1">
+      <w:start w:val="1"/>
+      <w:numFmt w:val="bullet"/>
+      <w:lvlText w:val=""/>
+      <w:lvlJc w:val="left"/>
+      <w:pPr>
+        <w:tabs>
+          <w:tab w:val="num" w:pos="3600"/>
+        </w:tabs>
+        <w:ind w:left="3600" w:hanging="360"/>
+      </w:pPr>
+      <w:rPr>
+        <w:rFonts w:ascii="Wingdings" w:hAnsi="Wingdings" w:hint="default"/>
+        <w:sz w:val="20"/>
+      </w:rPr>
+    </w:lvl>
+    <w:lvl w:ilvl="5" w:tentative="1">
+      <w:start w:val="1"/>
+      <w:numFmt w:val="bullet"/>
+      <w:lvlText w:val=""/>
+      <w:lvlJc w:val="left"/>
+      <w:pPr>
+        <w:tabs>
+          <w:tab w:val="num" w:pos="4320"/>
+        </w:tabs>
+        <w:ind w:left="4320" w:hanging="360"/>
+      </w:pPr>
+      <w:rPr>
+        <w:rFonts w:ascii="Wingdings" w:hAnsi="Wingdings" w:hint="default"/>
+        <w:sz w:val="20"/>
+      </w:rPr>
+    </w:lvl>
+    <w:lvl w:ilvl="6" w:tentative="1">
+      <w:start w:val="1"/>
+      <w:numFmt w:val="bullet"/>
+      <w:lvlText w:val=""/>
+      <w:lvlJc w:val="left"/>
+      <w:pPr>
+        <w:tabs>
+          <w:tab w:val="num" w:pos="5040"/>
+        </w:tabs>
+        <w:ind w:left="5040" w:hanging="360"/>
+      </w:pPr>
+      <w:rPr>
+        <w:rFonts w:ascii="Wingdings" w:hAnsi="Wingdings" w:hint="default"/>
+        <w:sz w:val="20"/>
+      </w:rPr>
+    </w:lvl>
+    <w:lvl w:ilvl="7" w:tentative="1">
+      <w:start w:val="1"/>
+      <w:numFmt w:val="bullet"/>
+      <w:lvlText w:val=""/>
+      <w:lvlJc w:val="left"/>
+      <w:pPr>
+        <w:tabs>
+          <w:tab w:val="num" w:pos="5760"/>
+        </w:tabs>
+        <w:ind w:left="5760" w:hanging="360"/>
+      </w:pPr>
+      <w:rPr>
+        <w:rFonts w:ascii="Wingdings" w:hAnsi="Wingdings" w:hint="default"/>
+        <w:sz w:val="20"/>
+      </w:rPr>
+    </w:lvl>
+    <w:lvl w:ilvl="8" w:tentative="1">
+      <w:start w:val="1"/>
+      <w:numFmt w:val="bullet"/>
+      <w:lvlText w:val=""/>
+      <w:lvlJc w:val="left"/>
+      <w:pPr>
+        <w:tabs>
+          <w:tab w:val="num" w:pos="6480"/>
+        </w:tabs>
+        <w:ind w:left="6480" w:hanging="360"/>
+      </w:pPr>
+      <w:rPr>
+        <w:rFonts w:ascii="Wingdings" w:hAnsi="Wingdings" w:hint="default"/>
+        <w:sz w:val="20"/>
+      </w:rPr>
+    </w:lvl>
+  </w:abstractNum>
+  <w:abstractNum w:abstractNumId="5" w15:restartNumberingAfterBreak="0">
+    <w:nsid w:val="29060798"/>
+    <w:multiLevelType w:val="multilevel"/>
+    <w:tmpl w:val="0B005572"/>
+    <w:lvl w:ilvl="0">
+      <w:start w:val="1"/>
+      <w:numFmt w:val="bullet"/>
+      <w:lvlText w:val=""/>
+      <w:lvlJc w:val="left"/>
+      <w:pPr>
+        <w:tabs>
+          <w:tab w:val="num" w:pos="720"/>
+        </w:tabs>
+        <w:ind w:left="720" w:hanging="360"/>
+      </w:pPr>
+      <w:rPr>
+        <w:rFonts w:ascii="Symbol" w:hAnsi="Symbol" w:hint="default"/>
+        <w:sz w:val="20"/>
+      </w:rPr>
+    </w:lvl>
+    <w:lvl w:ilvl="1" w:tentative="1">
+      <w:start w:val="1"/>
+      <w:numFmt w:val="bullet"/>
+      <w:lvlText w:val="o"/>
+      <w:lvlJc w:val="left"/>
+      <w:pPr>
+        <w:tabs>
+          <w:tab w:val="num" w:pos="1440"/>
+        </w:tabs>
+        <w:ind w:left="1440" w:hanging="360"/>
+      </w:pPr>
+      <w:rPr>
+        <w:rFonts w:ascii="Courier New" w:hAnsi="Courier New" w:hint="default"/>
+        <w:sz w:val="20"/>
+      </w:rPr>
+    </w:lvl>
+    <w:lvl w:ilvl="2" w:tentative="1">
+      <w:start w:val="1"/>
+      <w:numFmt w:val="bullet"/>
+      <w:lvlText w:val=""/>
+      <w:lvlJc w:val="left"/>
+      <w:pPr>
+        <w:tabs>
+          <w:tab w:val="num" w:pos="2160"/>
+        </w:tabs>
+        <w:ind w:left="2160" w:hanging="360"/>
+      </w:pPr>
+      <w:rPr>
+        <w:rFonts w:ascii="Wingdings" w:hAnsi="Wingdings" w:hint="default"/>
+        <w:sz w:val="20"/>
+      </w:rPr>
+    </w:lvl>
+    <w:lvl w:ilvl="3" w:tentative="1">
+      <w:start w:val="1"/>
+      <w:numFmt w:val="bullet"/>
+      <w:lvlText w:val=""/>
+      <w:lvlJc w:val="left"/>
+      <w:pPr>
+        <w:tabs>
+          <w:tab w:val="num" w:pos="2880"/>
+        </w:tabs>
+        <w:ind w:left="2880" w:hanging="360"/>
+      </w:pPr>
+      <w:rPr>
+        <w:rFonts w:ascii="Wingdings" w:hAnsi="Wingdings" w:hint="default"/>
+        <w:sz w:val="20"/>
+      </w:rPr>
+    </w:lvl>
+    <w:lvl w:ilvl="4" w:tentative="1">
+      <w:start w:val="1"/>
+      <w:numFmt w:val="bullet"/>
+      <w:lvlText w:val=""/>
+      <w:lvlJc w:val="left"/>
+      <w:pPr>
+        <w:tabs>
+          <w:tab w:val="num" w:pos="3600"/>
+        </w:tabs>
+        <w:ind w:left="3600" w:hanging="360"/>
+      </w:pPr>
+      <w:rPr>
+        <w:rFonts w:ascii="Wingdings" w:hAnsi="Wingdings" w:hint="default"/>
+        <w:sz w:val="20"/>
+      </w:rPr>
+    </w:lvl>
+    <w:lvl w:ilvl="5" w:tentative="1">
+      <w:start w:val="1"/>
+      <w:numFmt w:val="bullet"/>
+      <w:lvlText w:val=""/>
+      <w:lvlJc w:val="left"/>
+      <w:pPr>
+        <w:tabs>
+          <w:tab w:val="num" w:pos="4320"/>
+        </w:tabs>
+        <w:ind w:left="4320" w:hanging="360"/>
+      </w:pPr>
+      <w:rPr>
+        <w:rFonts w:ascii="Wingdings" w:hAnsi="Wingdings" w:hint="default"/>
+        <w:sz w:val="20"/>
+      </w:rPr>
+    </w:lvl>
+    <w:lvl w:ilvl="6" w:tentative="1">
+      <w:start w:val="1"/>
+      <w:numFmt w:val="bullet"/>
+      <w:lvlText w:val=""/>
+      <w:lvlJc w:val="left"/>
+      <w:pPr>
+        <w:tabs>
+          <w:tab w:val="num" w:pos="5040"/>
+        </w:tabs>
+        <w:ind w:left="5040" w:hanging="360"/>
+      </w:pPr>
+      <w:rPr>
+        <w:rFonts w:ascii="Wingdings" w:hAnsi="Wingdings" w:hint="default"/>
+        <w:sz w:val="20"/>
+      </w:rPr>
+    </w:lvl>
+    <w:lvl w:ilvl="7" w:tentative="1">
+      <w:start w:val="1"/>
+      <w:numFmt w:val="bullet"/>
+      <w:lvlText w:val=""/>
+      <w:lvlJc w:val="left"/>
+      <w:pPr>
+        <w:tabs>
+          <w:tab w:val="num" w:pos="5760"/>
+        </w:tabs>
+        <w:ind w:left="5760" w:hanging="360"/>
+      </w:pPr>
+      <w:rPr>
+        <w:rFonts w:ascii="Wingdings" w:hAnsi="Wingdings" w:hint="default"/>
+        <w:sz w:val="20"/>
+      </w:rPr>
+    </w:lvl>
+    <w:lvl w:ilvl="8" w:tentative="1">
+      <w:start w:val="1"/>
+      <w:numFmt w:val="bullet"/>
+      <w:lvlText w:val=""/>
+      <w:lvlJc w:val="left"/>
+      <w:pPr>
+        <w:tabs>
+          <w:tab w:val="num" w:pos="6480"/>
+        </w:tabs>
+        <w:ind w:left="6480" w:hanging="360"/>
+      </w:pPr>
+      <w:rPr>
+        <w:rFonts w:ascii="Wingdings" w:hAnsi="Wingdings" w:hint="default"/>
+        <w:sz w:val="20"/>
+      </w:rPr>
+    </w:lvl>
+  </w:abstractNum>
+  <w:abstractNum w:abstractNumId="6" w15:restartNumberingAfterBreak="0">
     <w:nsid w:val="3C76432E"/>
     <w:multiLevelType w:val="multilevel"/>
     <w:tmpl w:val="EF309C92"/>
@@ -2411,7 +2895,7 @@
       </w:rPr>
     </w:lvl>
   </w:abstractNum>
-  <w:abstractNum w:abstractNumId="1" w15:restartNumberingAfterBreak="0">
+  <w:abstractNum w:abstractNumId="7" w15:restartNumberingAfterBreak="0">
     <w:nsid w:val="51F74697"/>
     <w:multiLevelType w:val="multilevel"/>
     <w:tmpl w:val="8DDEF2D4"/>
@@ -2524,7 +3008,7 @@
       </w:pPr>
     </w:lvl>
   </w:abstractNum>
-  <w:abstractNum w:abstractNumId="2" w15:restartNumberingAfterBreak="0">
+  <w:abstractNum w:abstractNumId="8" w15:restartNumberingAfterBreak="0">
     <w:nsid w:val="70581F49"/>
     <w:multiLevelType w:val="multilevel"/>
     <w:tmpl w:val="D512B9FA"/>
@@ -2673,7 +3157,120 @@
       </w:rPr>
     </w:lvl>
   </w:abstractNum>
-  <w:abstractNum w:abstractNumId="3" w15:restartNumberingAfterBreak="0">
+  <w:abstractNum w:abstractNumId="9" w15:restartNumberingAfterBreak="0">
+    <w:nsid w:val="72F85AF0"/>
+    <w:multiLevelType w:val="multilevel"/>
+    <w:tmpl w:val="ECD89FEC"/>
+    <w:lvl w:ilvl="0">
+      <w:start w:val="1"/>
+      <w:numFmt w:val="decimal"/>
+      <w:lvlText w:val="%1."/>
+      <w:lvlJc w:val="left"/>
+      <w:pPr>
+        <w:tabs>
+          <w:tab w:val="num" w:pos="720"/>
+        </w:tabs>
+        <w:ind w:left="720" w:hanging="360"/>
+      </w:pPr>
+    </w:lvl>
+    <w:lvl w:ilvl="1" w:tentative="1">
+      <w:start w:val="1"/>
+      <w:numFmt w:val="decimal"/>
+      <w:lvlText w:val="%2."/>
+      <w:lvlJc w:val="left"/>
+      <w:pPr>
+        <w:tabs>
+          <w:tab w:val="num" w:pos="1440"/>
+        </w:tabs>
+        <w:ind w:left="1440" w:hanging="360"/>
+      </w:pPr>
+    </w:lvl>
+    <w:lvl w:ilvl="2" w:tentative="1">
+      <w:start w:val="1"/>
+      <w:numFmt w:val="decimal"/>
+      <w:lvlText w:val="%3."/>
+      <w:lvlJc w:val="left"/>
+      <w:pPr>
+        <w:tabs>
+          <w:tab w:val="num" w:pos="2160"/>
+        </w:tabs>
+        <w:ind w:left="2160" w:hanging="360"/>
+      </w:pPr>
+    </w:lvl>
+    <w:lvl w:ilvl="3" w:tentative="1">
+      <w:start w:val="1"/>
+      <w:numFmt w:val="decimal"/>
+      <w:lvlText w:val="%4."/>
+      <w:lvlJc w:val="left"/>
+      <w:pPr>
+        <w:tabs>
+          <w:tab w:val="num" w:pos="2880"/>
+        </w:tabs>
+        <w:ind w:left="2880" w:hanging="360"/>
+      </w:pPr>
+    </w:lvl>
+    <w:lvl w:ilvl="4" w:tentative="1">
+      <w:start w:val="1"/>
+      <w:numFmt w:val="decimal"/>
+      <w:lvlText w:val="%5."/>
+      <w:lvlJc w:val="left"/>
+      <w:pPr>
+        <w:tabs>
+          <w:tab w:val="num" w:pos="3600"/>
+        </w:tabs>
+        <w:ind w:left="3600" w:hanging="360"/>
+      </w:pPr>
+    </w:lvl>
+    <w:lvl w:ilvl="5" w:tentative="1">
+      <w:start w:val="1"/>
+      <w:numFmt w:val="decimal"/>
+      <w:lvlText w:val="%6."/>
+      <w:lvlJc w:val="left"/>
+      <w:pPr>
+        <w:tabs>
+          <w:tab w:val="num" w:pos="4320"/>
+        </w:tabs>
+        <w:ind w:left="4320" w:hanging="360"/>
+      </w:pPr>
+    </w:lvl>
+    <w:lvl w:ilvl="6" w:tentative="1">
+      <w:start w:val="1"/>
+      <w:numFmt w:val="decimal"/>
+      <w:lvlText w:val="%7."/>
+      <w:lvlJc w:val="left"/>
+      <w:pPr>
+        <w:tabs>
+          <w:tab w:val="num" w:pos="5040"/>
+        </w:tabs>
+        <w:ind w:left="5040" w:hanging="360"/>
+      </w:pPr>
+    </w:lvl>
+    <w:lvl w:ilvl="7" w:tentative="1">
+      <w:start w:val="1"/>
+      <w:numFmt w:val="decimal"/>
+      <w:lvlText w:val="%8."/>
+      <w:lvlJc w:val="left"/>
+      <w:pPr>
+        <w:tabs>
+          <w:tab w:val="num" w:pos="5760"/>
+        </w:tabs>
+        <w:ind w:left="5760" w:hanging="360"/>
+      </w:pPr>
+    </w:lvl>
+    <w:lvl w:ilvl="8" w:tentative="1">
+      <w:start w:val="1"/>
+      <w:numFmt w:val="decimal"/>
+      <w:lvlText w:val="%9."/>
+      <w:lvlJc w:val="left"/>
+      <w:pPr>
+        <w:tabs>
+          <w:tab w:val="num" w:pos="6480"/>
+        </w:tabs>
+        <w:ind w:left="6480" w:hanging="360"/>
+      </w:pPr>
+    </w:lvl>
+  </w:abstractNum>
+  <w:abstractNum w:abstractNumId="10" w15:restartNumberingAfterBreak="0">
     <w:nsid w:val="7DB3219B"/>
     <w:multiLevelType w:val="multilevel"/>
     <w:tmpl w:val="F934F83E"/>
@@ -2786,16 +3383,189 @@
       </w:pPr>
     </w:lvl>
   </w:abstractNum>
+  <w:abstractNum w:abstractNumId="11" w15:restartNumberingAfterBreak="0">
+    <w:nsid w:val="7FB356F7"/>
+    <w:multiLevelType w:val="multilevel"/>
+    <w:tmpl w:val="1A5EE6BE"/>
+    <w:lvl w:ilvl="0">
+      <w:start w:val="1"/>
+      <w:numFmt w:val="bullet"/>
+      <w:lvlText w:val=""/>
+      <w:lvlJc w:val="left"/>
+      <w:pPr>
+        <w:tabs>
+          <w:tab w:val="num" w:pos="720"/>
+        </w:tabs>
+        <w:ind w:left="720" w:hanging="360"/>
+      </w:pPr>
+      <w:rPr>
+        <w:rFonts w:ascii="Symbol" w:hAnsi="Symbol" w:hint="default"/>
+        <w:sz w:val="20"/>
+      </w:rPr>
+    </w:lvl>
+    <w:lvl w:ilvl="1" w:tentative="1">
+      <w:start w:val="1"/>
+      <w:numFmt w:val="bullet"/>
+      <w:lvlText w:val="o"/>
+      <w:lvlJc w:val="left"/>
+      <w:pPr>
+        <w:tabs>
+          <w:tab w:val="num" w:pos="1440"/>
+        </w:tabs>
+        <w:ind w:left="1440" w:hanging="360"/>
+      </w:pPr>
+      <w:rPr>
+        <w:rFonts w:ascii="Courier New" w:hAnsi="Courier New" w:hint="default"/>
+        <w:sz w:val="20"/>
+      </w:rPr>
+    </w:lvl>
+    <w:lvl w:ilvl="2" w:tentative="1">
+      <w:start w:val="1"/>
+      <w:numFmt w:val="bullet"/>
+      <w:lvlText w:val=""/>
+      <w:lvlJc w:val="left"/>
+      <w:pPr>
+        <w:tabs>
+          <w:tab w:val="num" w:pos="2160"/>
+        </w:tabs>
+        <w:ind w:left="2160" w:hanging="360"/>
+      </w:pPr>
+      <w:rPr>
+        <w:rFonts w:ascii="Wingdings" w:hAnsi="Wingdings" w:hint="default"/>
+        <w:sz w:val="20"/>
+      </w:rPr>
+    </w:lvl>
+    <w:lvl w:ilvl="3" w:tentative="1">
+      <w:start w:val="1"/>
+      <w:numFmt w:val="bullet"/>
+      <w:lvlText w:val=""/>
+      <w:lvlJc w:val="left"/>
+      <w:pPr>
+        <w:tabs>
+          <w:tab w:val="num" w:pos="2880"/>
+        </w:tabs>
+        <w:ind w:left="2880" w:hanging="360"/>
+      </w:pPr>
+      <w:rPr>
+        <w:rFonts w:ascii="Wingdings" w:hAnsi="Wingdings" w:hint="default"/>
+        <w:sz w:val="20"/>
+      </w:rPr>
+    </w:lvl>
+    <w:lvl w:ilvl="4" w:tentative="1">
+      <w:start w:val="1"/>
+      <w:numFmt w:val="bullet"/>
+      <w:lvlText w:val=""/>
+      <w:lvlJc w:val="left"/>
+      <w:pPr>
+        <w:tabs>
+          <w:tab w:val="num" w:pos="3600"/>
+        </w:tabs>
+        <w:ind w:left="3600" w:hanging="360"/>
+      </w:pPr>
+      <w:rPr>
+        <w:rFonts w:ascii="Wingdings" w:hAnsi="Wingdings" w:hint="default"/>
+        <w:sz w:val="20"/>
+      </w:rPr>
+    </w:lvl>
+    <w:lvl w:ilvl="5" w:tentative="1">
+      <w:start w:val="1"/>
+      <w:numFmt w:val="bullet"/>
+      <w:lvlText w:val=""/>
+      <w:lvlJc w:val="left"/>
+      <w:pPr>
+        <w:tabs>
+          <w:tab w:val="num" w:pos="4320"/>
+        </w:tabs>
+        <w:ind w:left="4320" w:hanging="360"/>
+      </w:pPr>
+      <w:rPr>
+        <w:rFonts w:ascii="Wingdings" w:hAnsi="Wingdings" w:hint="default"/>
+        <w:sz w:val="20"/>
+      </w:rPr>
+    </w:lvl>
+    <w:lvl w:ilvl="6" w:tentative="1">
+      <w:start w:val="1"/>
+      <w:numFmt w:val="bullet"/>
+      <w:lvlText w:val=""/>
+      <w:lvlJc w:val="left"/>
+      <w:pPr>
+        <w:tabs>
+          <w:tab w:val="num" w:pos="5040"/>
+        </w:tabs>
+        <w:ind w:left="5040" w:hanging="360"/>
+      </w:pPr>
+      <w:rPr>
+        <w:rFonts w:ascii="Wingdings" w:hAnsi="Wingdings" w:hint="default"/>
+        <w:sz w:val="20"/>
+      </w:rPr>
+    </w:lvl>
+    <w:lvl w:ilvl="7" w:tentative="1">
+      <w:start w:val="1"/>
+      <w:numFmt w:val="bullet"/>
+      <w:lvlText w:val=""/>
+      <w:lvlJc w:val="left"/>
+      <w:pPr>
+        <w:tabs>
+          <w:tab w:val="num" w:pos="5760"/>
+        </w:tabs>
+        <w:ind w:left="5760" w:hanging="360"/>
+      </w:pPr>
+      <w:rPr>
+        <w:rFonts w:ascii="Wingdings" w:hAnsi="Wingdings" w:hint="default"/>
+        <w:sz w:val="20"/>
+      </w:rPr>
+    </w:lvl>
+    <w:lvl w:ilvl="8" w:tentative="1">
+      <w:start w:val="1"/>
+      <w:numFmt w:val="bullet"/>
+      <w:lvlText w:val=""/>
+      <w:lvlJc w:val="left"/>
+      <w:pPr>
+        <w:tabs>
+          <w:tab w:val="num" w:pos="6480"/>
+        </w:tabs>
+        <w:ind w:left="6480" w:hanging="360"/>
+      </w:pPr>
+      <w:rPr>
+        <w:rFonts w:ascii="Wingdings" w:hAnsi="Wingdings" w:hint="default"/>
+        <w:sz w:val="20"/>
+      </w:rPr>
+    </w:lvl>
+  </w:abstractNum>
   <w:num w:numId="1" w16cid:durableId="110634547">
+    <w:abstractNumId w:val="10"/>
+  </w:num>
+  <w:num w:numId="2" w16cid:durableId="320889977">
+    <w:abstractNumId w:val="6"/>
+  </w:num>
+  <w:num w:numId="3" w16cid:durableId="671370438">
+    <w:abstractNumId w:val="8"/>
+  </w:num>
+  <w:num w:numId="4" w16cid:durableId="947392873">
+    <w:abstractNumId w:val="7"/>
+  </w:num>
+  <w:num w:numId="5" w16cid:durableId="1671789790">
+    <w:abstractNumId w:val="9"/>
+  </w:num>
+  <w:num w:numId="6" w16cid:durableId="871265168">
     <w:abstractNumId w:val="3"/>
   </w:num>
-  <w:num w:numId="2" w16cid:durableId="320889977">
+  <w:num w:numId="7" w16cid:durableId="1482695715">
+    <w:abstractNumId w:val="4"/>
+  </w:num>
+  <w:num w:numId="8" w16cid:durableId="8485863">
+    <w:abstractNumId w:val="2"/>
+  </w:num>
+  <w:num w:numId="9" w16cid:durableId="1806120593">
     <w:abstractNumId w:val="0"/>
   </w:num>
-  <w:num w:numId="3" w16cid:durableId="671370438">
-    <w:abstractNumId w:val="2"/>
+  <w:num w:numId="10" w16cid:durableId="1201166665">
+    <w:abstractNumId w:val="5"/>
   </w:num>
-  <w:num w:numId="4" w16cid:durableId="947392873">
+  <w:num w:numId="11" w16cid:durableId="1731535582">
+    <w:abstractNumId w:val="11"/>
+  </w:num>
+  <w:num w:numId="12" w16cid:durableId="117534880">
     <w:abstractNumId w:val="1"/>
   </w:num>
 </w:numbering>
